--- a/templates_docx/hop_dong_template.docx
+++ b/templates_docx/hop_dong_template.docx
@@ -418,1793 +418,781 @@
     </w:p>
     <w:p>
       <w:pPr>
-        <w:keepNext w:val="0"/>
-        <w:keepLines w:val="0"/>
-        <w:pageBreakBefore w:val="0"/>
-        <w:widowControl w:val="0"/>
-        <w:pBdr>
-          <w:top w:space="0" w:sz="0" w:val="nil"/>
-          <w:left w:space="0" w:sz="0" w:val="nil"/>
-          <w:bottom w:space="0" w:sz="0" w:val="nil"/>
-          <w:right w:space="0" w:sz="0" w:val="nil"/>
-          <w:between w:space="0" w:sz="0" w:val="nil"/>
-        </w:pBdr>
-        <w:shd w:fill="auto" w:val="clear"/>
-        <w:spacing w:after="40" w:before="60" w:line="240" w:lineRule="auto"/>
-        <w:ind w:left="2080" w:right="169" w:hanging="2080"/>
-        <w:jc w:val="both"/>
-        <w:rPr>
-          <w:rFonts w:ascii="Times New Roman" w:cs="Times New Roman" w:eastAsia="Times New Roman" w:hAnsi="Times New Roman"/>
-          <w:b w:val="1"/>
-          <w:bCs w:val="1"/>
-          <w:i w:val="0"/>
-          <w:iCs w:val="0"/>
-          <w:smallCaps w:val="0"/>
-          <w:strike w:val="0"/>
-          <w:color w:val="000000"/>
-          <w:sz w:val="24"/>
-          <w:szCs w:val="24"/>
-          <w:u w:val="none"/>
-          <w:shd w:fill="auto" w:val="clear"/>
-          <w:vertAlign w:val="baseline"/>
-        </w:rPr>
-      </w:pPr>
-      <w:r>
-        <w:rPr>
-          <w:rtl w:val="0"/>
-        </w:rPr>
-      </w:r>
-    </w:p>
-    <w:p>
-      <w:pPr>
-        <w:keepNext w:val="0"/>
-        <w:keepLines w:val="0"/>
-        <w:pageBreakBefore w:val="0"/>
-        <w:widowControl w:val="0"/>
-        <w:pBdr>
-          <w:top w:space="0" w:sz="0" w:val="nil"/>
-          <w:left w:space="0" w:sz="0" w:val="nil"/>
-          <w:bottom w:space="0" w:sz="0" w:val="nil"/>
-          <w:right w:space="0" w:sz="0" w:val="nil"/>
-          <w:between w:space="0" w:sz="0" w:val="nil"/>
-        </w:pBdr>
-        <w:shd w:fill="auto" w:val="clear"/>
-        <w:spacing w:after="40" w:before="60" w:line="240" w:lineRule="auto"/>
-        <w:ind w:left="2080" w:right="169" w:hanging="2080"/>
-        <w:jc w:val="left"/>
-        <w:rPr>
-          <w:rFonts w:ascii="Times New Roman" w:cs="Times New Roman" w:eastAsia="Times New Roman" w:hAnsi="Times New Roman"/>
-          <w:b w:val="0"/>
-          <w:bCs w:val="0"/>
-          <w:i w:val="0"/>
-          <w:iCs w:val="0"/>
-          <w:smallCaps w:val="0"/>
-          <w:strike w:val="0"/>
-          <w:color w:val="000000"/>
-          <w:sz w:val="24"/>
-          <w:szCs w:val="24"/>
-          <w:u w:val="none"/>
-          <w:shd w:fill="auto" w:val="clear"/>
-          <w:vertAlign w:val="baseline"/>
-        </w:rPr>
-      </w:pPr>
-      <w:r>
-        <w:rPr>
-          <w:rFonts w:ascii="Times New Roman" w:cs="Times New Roman" w:eastAsia="Times New Roman" w:hAnsi="Times New Roman"/>
-          <w:b w:val="1"/>
-          <w:bCs w:val="1"/>
-          <w:i w:val="0"/>
-          <w:iCs w:val="0"/>
-          <w:smallCaps w:val="0"/>
-          <w:strike w:val="0"/>
-          <w:color w:val="000000"/>
-          <w:sz w:val="24"/>
-          <w:szCs w:val="24"/>
-          <w:u w:val="none"/>
-          <w:shd w:fill="auto" w:val="clear"/>
-          <w:vertAlign w:val="baseline"/>
-          <w:rtl w:val="0"/>
-        </w:rPr>
-        <w:t xml:space="preserve">   </w:t>
-      </w:r>
-      <w:r>
-        <w:rPr>
-          <w:rFonts w:ascii="Times New Roman" w:cs="Times New Roman" w:eastAsia="Times New Roman" w:hAnsi="Times New Roman"/>
-          <w:b w:val="1"/>
-          <w:bCs w:val="1"/>
-          <w:i w:val="0"/>
-          <w:iCs w:val="0"/>
-          <w:smallCaps w:val="0"/>
-          <w:strike w:val="0"/>
-          <w:color w:val="000000"/>
-          <w:sz w:val="24"/>
-          <w:szCs w:val="24"/>
-          <w:u w:val="single"/>
-          <w:shd w:fill="auto" w:val="clear"/>
-          <w:vertAlign w:val="baseline"/>
-          <w:rtl w:val="0"/>
-        </w:rPr>
-        <w:t xml:space="preserve">BÊN MUA (BÊN A):</w:t>
-      </w:r>
-      <w:r>
-        <w:rPr>
-          <w:rFonts w:ascii="Times New Roman" w:cs="Times New Roman" w:eastAsia="Times New Roman" w:hAnsi="Times New Roman"/>
-          <w:b w:val="1"/>
-          <w:bCs w:val="1"/>
-          <w:i w:val="0"/>
-          <w:iCs w:val="0"/>
-          <w:smallCaps w:val="0"/>
-          <w:strike w:val="0"/>
-          <w:color w:val="000000"/>
-          <w:sz w:val="24"/>
-          <w:szCs w:val="24"/>
-          <w:u w:val="none"/>
-          <w:shd w:fill="auto" w:val="clear"/>
-          <w:vertAlign w:val="baseline"/>
-          <w:rtl w:val="0"/>
-        </w:rPr>
-        <w:t xml:space="preserve"> </w:t>
-      </w:r>
-      <w:r>
-        <w:rPr>
-          <w:b w:val="1"/>
-          <w:bCs w:val="1"/>
-          <w:sz w:val="24"/>
-          <w:szCs w:val="24"/>
-          <w:rtl w:val="0"/>
-        </w:rPr>
-        <w:t xml:space="preserve">{{TEN_BEN_A}}</w:t>
-      </w:r>
-      <w:r>
-        <w:rPr>
-          <w:rtl w:val="0"/>
-        </w:rPr>
-      </w:r>
-    </w:p>
-    <w:tbl>
-      <w:tblPr>
-        <w:tblStyle w:val="Table1"/>
-        <w:tblW w:w="10373.0" w:type="dxa"/>
-        <w:jc w:val="left"/>
-        <w:tblInd w:w="367.0" w:type="dxa"/>
-        <w:tblLayout w:type="fixed"/>
-        <w:tblLook w:val="0000"/>
-      </w:tblPr>
-      <w:tblGrid>
-        <w:gridCol w:w="1523"/>
-        <w:gridCol w:w="3910"/>
-        <w:gridCol w:w="4940"/>
-        <w:tblGridChange w:id="0">
-          <w:tblGrid>
-            <w:gridCol w:w="1523"/>
-            <w:gridCol w:w="3910"/>
-            <w:gridCol w:w="4940"/>
-          </w:tblGrid>
-        </w:tblGridChange>
-      </w:tblGrid>
-      <w:tr>
-        <w:trPr>
-          <w:cantSplit w:val="0"/>
-          <w:trHeight w:val="472" w:hRule="atLeast"/>
-          <w:tblHeader w:val="0"/>
-        </w:trPr>
-        <w:tc>
-          <w:tcPr>
-            <w:vAlign w:val="center"/>
-          </w:tcPr>
-          <w:p>
-            <w:pPr>
-              <w:keepNext w:val="0"/>
-              <w:keepLines w:val="0"/>
-              <w:pageBreakBefore w:val="0"/>
-              <w:widowControl w:val="0"/>
-              <w:pBdr>
-                <w:top w:space="0" w:sz="0" w:val="nil"/>
-                <w:left w:space="0" w:sz="0" w:val="nil"/>
-                <w:bottom w:space="0" w:sz="0" w:val="nil"/>
-                <w:right w:space="0" w:sz="0" w:val="nil"/>
-                <w:between w:space="0" w:sz="0" w:val="nil"/>
-              </w:pBdr>
-              <w:shd w:fill="auto" w:val="clear"/>
-              <w:spacing w:after="30" w:before="30" w:line="240" w:lineRule="auto"/>
-              <w:ind w:left="0" w:right="169" w:firstLine="0"/>
-              <w:jc w:val="both"/>
-              <w:rPr>
-                <w:rFonts w:ascii="Times New Roman" w:cs="Times New Roman" w:eastAsia="Times New Roman" w:hAnsi="Times New Roman"/>
-                <w:b w:val="0"/>
-                <w:bCs w:val="0"/>
-                <w:i w:val="0"/>
-                <w:iCs w:val="0"/>
-                <w:smallCaps w:val="0"/>
-                <w:strike w:val="0"/>
-                <w:color w:val="000000"/>
-                <w:sz w:val="24"/>
-                <w:szCs w:val="24"/>
-                <w:u w:val="none"/>
-                <w:shd w:fill="auto" w:val="clear"/>
-                <w:vertAlign w:val="baseline"/>
-              </w:rPr>
-            </w:pPr>
-            <w:r>
-              <w:rPr>
-                <w:rFonts w:ascii="Times New Roman" w:cs="Times New Roman" w:eastAsia="Times New Roman" w:hAnsi="Times New Roman"/>
-                <w:b w:val="0"/>
-                <w:bCs w:val="0"/>
-                <w:i w:val="0"/>
-                <w:iCs w:val="0"/>
-                <w:smallCaps w:val="0"/>
-                <w:strike w:val="0"/>
-                <w:color w:val="000000"/>
-                <w:sz w:val="24"/>
-                <w:szCs w:val="24"/>
-                <w:u w:val="none"/>
-                <w:shd w:fill="auto" w:val="clear"/>
-                <w:vertAlign w:val="baseline"/>
-                <w:rtl w:val="0"/>
-              </w:rPr>
-              <w:t xml:space="preserve">Đại diện</w:t>
-            </w:r>
-          </w:p>
-        </w:tc>
-        <w:tc>
-          <w:tcPr>
-            <w:vAlign w:val="center"/>
-          </w:tcPr>
-          <w:p>
-            <w:pPr>
-              <w:keepNext w:val="0"/>
-              <w:keepLines w:val="0"/>
-              <w:pageBreakBefore w:val="0"/>
-              <w:widowControl w:val="0"/>
-              <w:pBdr>
-                <w:top w:space="0" w:sz="0" w:val="nil"/>
-                <w:left w:space="0" w:sz="0" w:val="nil"/>
-                <w:bottom w:space="0" w:sz="0" w:val="nil"/>
-                <w:right w:space="0" w:sz="0" w:val="nil"/>
-                <w:between w:space="0" w:sz="0" w:val="nil"/>
-              </w:pBdr>
-              <w:shd w:fill="auto" w:val="clear"/>
-              <w:spacing w:after="30" w:before="30" w:line="240" w:lineRule="auto"/>
-              <w:ind w:left="0" w:right="169" w:firstLine="0"/>
-              <w:jc w:val="both"/>
-              <w:rPr>
-                <w:rFonts w:ascii="Times New Roman" w:cs="Times New Roman" w:eastAsia="Times New Roman" w:hAnsi="Times New Roman"/>
-                <w:b w:val="1"/>
-                <w:bCs w:val="1"/>
-                <w:i w:val="0"/>
-                <w:iCs w:val="0"/>
-                <w:smallCaps w:val="0"/>
-                <w:strike w:val="0"/>
-                <w:color w:val="000000"/>
-                <w:sz w:val="24"/>
-                <w:szCs w:val="24"/>
-                <w:u w:val="none"/>
-                <w:shd w:fill="auto" w:val="clear"/>
-                <w:vertAlign w:val="baseline"/>
-              </w:rPr>
-            </w:pPr>
-            <w:r>
-              <w:rPr>
-                <w:rFonts w:ascii="Times New Roman" w:cs="Times New Roman" w:eastAsia="Times New Roman" w:hAnsi="Times New Roman"/>
-                <w:b w:val="0"/>
-                <w:bCs w:val="0"/>
-                <w:i w:val="0"/>
-                <w:iCs w:val="0"/>
-                <w:smallCaps w:val="0"/>
-                <w:strike w:val="0"/>
-                <w:color w:val="000000"/>
-                <w:sz w:val="24"/>
-                <w:szCs w:val="24"/>
-                <w:u w:val="none"/>
-                <w:shd w:fill="auto" w:val="clear"/>
-                <w:vertAlign w:val="baseline"/>
-                <w:rtl w:val="0"/>
-              </w:rPr>
-              <w:t xml:space="preserve">    : </w:t>
-            </w:r>
-            <w:r>
-              <w:rPr>
-                <w:b w:val="1"/>
-                <w:bCs w:val="1"/>
-                <w:sz w:val="24"/>
-                <w:szCs w:val="24"/>
-                <w:rtl w:val="0"/>
-              </w:rPr>
-              <w:t xml:space="preserve">{{DAI_DIEN_A}}</w:t>
-            </w:r>
-            <w:r>
-              <w:rPr>
-                <w:rFonts w:ascii="Times New Roman" w:cs="Times New Roman" w:eastAsia="Times New Roman" w:hAnsi="Times New Roman"/>
-                <w:b w:val="0"/>
-                <w:bCs w:val="0"/>
-                <w:i w:val="0"/>
-                <w:iCs w:val="0"/>
-                <w:smallCaps w:val="0"/>
-                <w:strike w:val="0"/>
-                <w:color w:val="000000"/>
-                <w:sz w:val="24"/>
-                <w:szCs w:val="24"/>
-                <w:u w:val="none"/>
-                <w:shd w:fill="auto" w:val="clear"/>
-                <w:vertAlign w:val="baseline"/>
-                <w:rtl w:val="0"/>
-              </w:rPr>
-              <w:t xml:space="preserve">                               </w:t>
-            </w:r>
-            <w:r>
-              <w:rPr>
-                <w:rtl w:val="0"/>
-              </w:rPr>
-            </w:r>
-          </w:p>
-        </w:tc>
-        <w:tc>
-          <w:tcPr>
-            <w:vAlign w:val="center"/>
-          </w:tcPr>
-          <w:p>
-            <w:pPr>
-              <w:keepNext w:val="0"/>
-              <w:keepLines w:val="0"/>
-              <w:pageBreakBefore w:val="0"/>
-              <w:widowControl w:val="0"/>
-              <w:pBdr>
-                <w:top w:space="0" w:sz="0" w:val="nil"/>
-                <w:left w:space="0" w:sz="0" w:val="nil"/>
-                <w:bottom w:space="0" w:sz="0" w:val="nil"/>
-                <w:right w:space="0" w:sz="0" w:val="nil"/>
-                <w:between w:space="0" w:sz="0" w:val="nil"/>
-              </w:pBdr>
-              <w:shd w:fill="auto" w:val="clear"/>
-              <w:spacing w:after="30" w:before="30" w:line="240" w:lineRule="auto"/>
-              <w:ind w:left="0" w:right="169" w:firstLine="0"/>
-              <w:jc w:val="both"/>
-              <w:rPr>
-                <w:rFonts w:ascii="Times New Roman" w:cs="Times New Roman" w:eastAsia="Times New Roman" w:hAnsi="Times New Roman"/>
-                <w:b w:val="1"/>
-                <w:bCs w:val="1"/>
-                <w:i w:val="0"/>
-                <w:iCs w:val="0"/>
-                <w:smallCaps w:val="0"/>
-                <w:strike w:val="0"/>
-                <w:color w:val="000000"/>
-                <w:sz w:val="24"/>
-                <w:szCs w:val="24"/>
-                <w:u w:val="none"/>
-                <w:shd w:fill="auto" w:val="clear"/>
-                <w:vertAlign w:val="baseline"/>
-              </w:rPr>
-            </w:pPr>
-            <w:r>
-              <w:rPr>
-                <w:rFonts w:ascii="Times New Roman" w:cs="Times New Roman" w:eastAsia="Times New Roman" w:hAnsi="Times New Roman"/>
-                <w:b w:val="0"/>
-                <w:bCs w:val="0"/>
-                <w:i w:val="0"/>
-                <w:iCs w:val="0"/>
-                <w:smallCaps w:val="0"/>
-                <w:strike w:val="0"/>
-                <w:color w:val="000000"/>
-                <w:sz w:val="24"/>
-                <w:szCs w:val="24"/>
-                <w:u w:val="none"/>
-                <w:shd w:fill="auto" w:val="clear"/>
-                <w:vertAlign w:val="baseline"/>
-                <w:rtl w:val="0"/>
-              </w:rPr>
-              <w:t xml:space="preserve">     Chức vụ:</w:t>
-            </w:r>
-            <w:r>
-              <w:rPr>
-                <w:rFonts w:ascii="Times New Roman" w:cs="Times New Roman" w:eastAsia="Times New Roman" w:hAnsi="Times New Roman"/>
-                <w:b w:val="1"/>
-                <w:bCs w:val="1"/>
-                <w:i w:val="0"/>
-                <w:iCs w:val="0"/>
-                <w:smallCaps w:val="0"/>
-                <w:strike w:val="0"/>
-                <w:color w:val="000000"/>
-                <w:sz w:val="24"/>
-                <w:szCs w:val="24"/>
-                <w:u w:val="none"/>
-                <w:shd w:fill="auto" w:val="clear"/>
-                <w:vertAlign w:val="baseline"/>
-                <w:rtl w:val="0"/>
-              </w:rPr>
-              <w:t xml:space="preserve"> </w:t>
-            </w:r>
-            <w:r>
-              <w:rPr>
-                <w:b w:val="1"/>
-                <w:bCs w:val="1"/>
-                <w:sz w:val="24"/>
-                <w:szCs w:val="24"/>
-                <w:rtl w:val="0"/>
-              </w:rPr>
-              <w:t xml:space="preserve">{{CHUC_VU_A}}</w:t>
-            </w:r>
-            <w:r>
-              <w:rPr>
-                <w:rtl w:val="0"/>
-              </w:rPr>
-            </w:r>
-          </w:p>
-        </w:tc>
-      </w:tr>
-      <w:tr>
-        <w:trPr>
-          <w:cantSplit w:val="0"/>
-          <w:tblHeader w:val="0"/>
-        </w:trPr>
-        <w:tc>
-          <w:tcPr>
-            <w:vAlign w:val="center"/>
-          </w:tcPr>
-          <w:p>
-            <w:pPr>
-              <w:keepNext w:val="0"/>
-              <w:keepLines w:val="0"/>
-              <w:pageBreakBefore w:val="0"/>
-              <w:widowControl w:val="0"/>
-              <w:pBdr>
-                <w:top w:space="0" w:sz="0" w:val="nil"/>
-                <w:left w:space="0" w:sz="0" w:val="nil"/>
-                <w:bottom w:space="0" w:sz="0" w:val="nil"/>
-                <w:right w:space="0" w:sz="0" w:val="nil"/>
-                <w:between w:space="0" w:sz="0" w:val="nil"/>
-              </w:pBdr>
-              <w:shd w:fill="auto" w:val="clear"/>
-              <w:spacing w:after="30" w:before="30" w:line="240" w:lineRule="auto"/>
-              <w:ind w:left="0" w:right="169" w:firstLine="0"/>
-              <w:jc w:val="both"/>
-              <w:rPr>
-                <w:rFonts w:ascii="Times New Roman" w:cs="Times New Roman" w:eastAsia="Times New Roman" w:hAnsi="Times New Roman"/>
-                <w:b w:val="0"/>
-                <w:bCs w:val="0"/>
-                <w:i w:val="0"/>
-                <w:iCs w:val="0"/>
-                <w:smallCaps w:val="0"/>
-                <w:strike w:val="0"/>
-                <w:color w:val="000000"/>
-                <w:sz w:val="24"/>
-                <w:szCs w:val="24"/>
-                <w:u w:val="none"/>
-                <w:shd w:fill="auto" w:val="clear"/>
-                <w:vertAlign w:val="baseline"/>
-              </w:rPr>
-            </w:pPr>
-            <w:r>
-              <w:rPr>
-                <w:rFonts w:ascii="Times New Roman" w:cs="Times New Roman" w:eastAsia="Times New Roman" w:hAnsi="Times New Roman"/>
-                <w:b w:val="0"/>
-                <w:bCs w:val="0"/>
-                <w:i w:val="0"/>
-                <w:iCs w:val="0"/>
-                <w:smallCaps w:val="0"/>
-                <w:strike w:val="0"/>
-                <w:color w:val="000000"/>
-                <w:sz w:val="24"/>
-                <w:szCs w:val="24"/>
-                <w:u w:val="none"/>
-                <w:shd w:fill="auto" w:val="clear"/>
-                <w:vertAlign w:val="baseline"/>
-                <w:rtl w:val="0"/>
-              </w:rPr>
-              <w:t xml:space="preserve">Địa chỉ</w:t>
-            </w:r>
-          </w:p>
-        </w:tc>
-        <w:tc>
-          <w:tcPr>
-            <w:gridSpan w:val="2"/>
-            <w:vAlign w:val="center"/>
-          </w:tcPr>
-          <w:p>
-            <w:pPr>
-              <w:spacing w:after="60" w:lineRule="auto"/>
-              <w:ind w:right="169"/>
-              <w:jc w:val="both"/>
-              <w:rPr>
-                <w:sz w:val="24"/>
-                <w:szCs w:val="24"/>
-              </w:rPr>
-            </w:pPr>
-            <w:r>
-              <w:rPr>
-                <w:sz w:val="24"/>
-                <w:szCs w:val="24"/>
-                <w:rtl w:val="0"/>
-              </w:rPr>
-              <w:t xml:space="preserve">    : {{DIA_CHI_A}}</w:t>
-            </w:r>
-          </w:p>
-        </w:tc>
-      </w:tr>
-      <w:tr>
-        <w:trPr>
-          <w:cantSplit w:val="0"/>
-          <w:tblHeader w:val="0"/>
-        </w:trPr>
-        <w:tc>
-          <w:tcPr>
-            <w:vAlign w:val="center"/>
-          </w:tcPr>
-          <w:p>
-            <w:pPr>
-              <w:keepNext w:val="0"/>
-              <w:keepLines w:val="0"/>
-              <w:pageBreakBefore w:val="0"/>
-              <w:widowControl w:val="0"/>
-              <w:pBdr>
-                <w:top w:space="0" w:sz="0" w:val="nil"/>
-                <w:left w:space="0" w:sz="0" w:val="nil"/>
-                <w:bottom w:space="0" w:sz="0" w:val="nil"/>
-                <w:right w:space="0" w:sz="0" w:val="nil"/>
-                <w:between w:space="0" w:sz="0" w:val="nil"/>
-              </w:pBdr>
-              <w:shd w:fill="auto" w:val="clear"/>
-              <w:spacing w:after="30" w:before="30" w:line="240" w:lineRule="auto"/>
-              <w:ind w:left="0" w:right="169" w:firstLine="0"/>
-              <w:jc w:val="both"/>
-              <w:rPr>
-                <w:rFonts w:ascii="Times New Roman" w:cs="Times New Roman" w:eastAsia="Times New Roman" w:hAnsi="Times New Roman"/>
-                <w:b w:val="0"/>
-                <w:bCs w:val="0"/>
-                <w:i w:val="0"/>
-                <w:iCs w:val="0"/>
-                <w:smallCaps w:val="0"/>
-                <w:strike w:val="0"/>
-                <w:color w:val="000000"/>
-                <w:sz w:val="24"/>
-                <w:szCs w:val="24"/>
-                <w:u w:val="none"/>
-                <w:shd w:fill="auto" w:val="clear"/>
-                <w:vertAlign w:val="baseline"/>
-              </w:rPr>
-            </w:pPr>
-            <w:r>
-              <w:rPr>
-                <w:rFonts w:ascii="Times New Roman" w:cs="Times New Roman" w:eastAsia="Times New Roman" w:hAnsi="Times New Roman"/>
-                <w:b w:val="0"/>
-                <w:bCs w:val="0"/>
-                <w:i w:val="0"/>
-                <w:iCs w:val="0"/>
-                <w:smallCaps w:val="0"/>
-                <w:strike w:val="0"/>
-                <w:color w:val="000000"/>
-                <w:sz w:val="24"/>
-                <w:szCs w:val="24"/>
-                <w:u w:val="none"/>
-                <w:shd w:fill="auto" w:val="clear"/>
-                <w:vertAlign w:val="baseline"/>
-                <w:rtl w:val="0"/>
-              </w:rPr>
-              <w:t xml:space="preserve">Điện thoại</w:t>
-            </w:r>
-          </w:p>
-        </w:tc>
-        <w:tc>
-          <w:tcPr>
-            <w:vAlign w:val="center"/>
-          </w:tcPr>
-          <w:p>
-            <w:pPr>
-              <w:keepNext w:val="0"/>
-              <w:keepLines w:val="0"/>
-              <w:pageBreakBefore w:val="0"/>
-              <w:widowControl w:val="0"/>
-              <w:pBdr>
-                <w:top w:space="0" w:sz="0" w:val="nil"/>
-                <w:left w:space="0" w:sz="0" w:val="nil"/>
-                <w:bottom w:space="0" w:sz="0" w:val="nil"/>
-                <w:right w:space="0" w:sz="0" w:val="nil"/>
-                <w:between w:space="0" w:sz="0" w:val="nil"/>
-              </w:pBdr>
-              <w:shd w:fill="auto" w:val="clear"/>
-              <w:spacing w:after="30" w:before="30" w:line="240" w:lineRule="auto"/>
-              <w:ind w:left="0" w:right="169" w:firstLine="0"/>
-              <w:jc w:val="both"/>
-              <w:rPr>
-                <w:rFonts w:ascii="Times New Roman" w:cs="Times New Roman" w:eastAsia="Times New Roman" w:hAnsi="Times New Roman"/>
-                <w:b w:val="0"/>
-                <w:bCs w:val="0"/>
-                <w:i w:val="0"/>
-                <w:iCs w:val="0"/>
-                <w:smallCaps w:val="0"/>
-                <w:strike w:val="0"/>
-                <w:color w:val="000000"/>
-                <w:sz w:val="24"/>
-                <w:szCs w:val="24"/>
-                <w:u w:val="none"/>
-                <w:shd w:fill="auto" w:val="clear"/>
-                <w:vertAlign w:val="baseline"/>
-              </w:rPr>
-            </w:pPr>
-            <w:r>
-              <w:rPr>
-                <w:rFonts w:ascii="Times New Roman" w:cs="Times New Roman" w:eastAsia="Times New Roman" w:hAnsi="Times New Roman"/>
-                <w:b w:val="0"/>
-                <w:bCs w:val="0"/>
-                <w:i w:val="0"/>
-                <w:iCs w:val="0"/>
-                <w:smallCaps w:val="0"/>
-                <w:strike w:val="0"/>
-                <w:color w:val="000000"/>
-                <w:sz w:val="24"/>
-                <w:szCs w:val="24"/>
-                <w:u w:val="none"/>
-                <w:shd w:fill="auto" w:val="clear"/>
-                <w:vertAlign w:val="baseline"/>
-                <w:rtl w:val="0"/>
-              </w:rPr>
-              <w:t xml:space="preserve">    : </w:t>
-            </w:r>
-            <w:r>
-              <w:rPr>
-                <w:sz w:val="24"/>
-                <w:szCs w:val="24"/>
-                <w:rtl w:val="0"/>
-              </w:rPr>
-              <w:t xml:space="preserve">{{DIEN_THOAI_A}}</w:t>
-            </w:r>
-            <w:r>
-              <w:rPr>
-                <w:rtl w:val="0"/>
-              </w:rPr>
-            </w:r>
-          </w:p>
-        </w:tc>
-        <w:tc>
-          <w:tcPr>
-            <w:vAlign w:val="center"/>
-          </w:tcPr>
-          <w:p>
-            <w:pPr>
-              <w:keepNext w:val="0"/>
-              <w:keepLines w:val="0"/>
-              <w:pageBreakBefore w:val="0"/>
-              <w:widowControl w:val="0"/>
-              <w:pBdr>
-                <w:top w:space="0" w:sz="0" w:val="nil"/>
-                <w:left w:space="0" w:sz="0" w:val="nil"/>
-                <w:bottom w:space="0" w:sz="0" w:val="nil"/>
-                <w:right w:space="0" w:sz="0" w:val="nil"/>
-                <w:between w:space="0" w:sz="0" w:val="nil"/>
-              </w:pBdr>
-              <w:shd w:fill="auto" w:val="clear"/>
-              <w:spacing w:after="30" w:before="30" w:line="240" w:lineRule="auto"/>
-              <w:ind w:left="0" w:right="169" w:firstLine="0"/>
-              <w:jc w:val="both"/>
-              <w:rPr>
-                <w:rFonts w:ascii="Times New Roman" w:cs="Times New Roman" w:eastAsia="Times New Roman" w:hAnsi="Times New Roman"/>
-                <w:b w:val="0"/>
-                <w:bCs w:val="0"/>
-                <w:i w:val="0"/>
-                <w:iCs w:val="0"/>
-                <w:smallCaps w:val="0"/>
-                <w:strike w:val="0"/>
-                <w:color w:val="000000"/>
-                <w:sz w:val="24"/>
-                <w:szCs w:val="24"/>
-                <w:u w:val="none"/>
-                <w:shd w:fill="auto" w:val="clear"/>
-                <w:vertAlign w:val="baseline"/>
-              </w:rPr>
-            </w:pPr>
-            <w:r>
-              <w:rPr>
-                <w:rFonts w:ascii="Times New Roman" w:cs="Times New Roman" w:eastAsia="Times New Roman" w:hAnsi="Times New Roman"/>
-                <w:b w:val="0"/>
-                <w:bCs w:val="0"/>
-                <w:i w:val="0"/>
-                <w:iCs w:val="0"/>
-                <w:smallCaps w:val="0"/>
-                <w:strike w:val="0"/>
-                <w:color w:val="000000"/>
-                <w:sz w:val="24"/>
-                <w:szCs w:val="24"/>
-                <w:u w:val="none"/>
-                <w:shd w:fill="auto" w:val="clear"/>
-                <w:vertAlign w:val="baseline"/>
-                <w:rtl w:val="0"/>
-              </w:rPr>
-              <w:t xml:space="preserve">     Fax: </w:t>
-            </w:r>
-          </w:p>
-        </w:tc>
-      </w:tr>
-      <w:tr>
-        <w:trPr>
-          <w:cantSplit w:val="0"/>
-          <w:trHeight w:val="179" w:hRule="atLeast"/>
-          <w:tblHeader w:val="0"/>
-        </w:trPr>
-        <w:tc>
-          <w:tcPr>
-            <w:vAlign w:val="center"/>
-          </w:tcPr>
-          <w:p>
-            <w:pPr>
-              <w:keepNext w:val="0"/>
-              <w:keepLines w:val="0"/>
-              <w:pageBreakBefore w:val="0"/>
-              <w:widowControl w:val="0"/>
-              <w:pBdr>
-                <w:top w:space="0" w:sz="0" w:val="nil"/>
-                <w:left w:space="0" w:sz="0" w:val="nil"/>
-                <w:bottom w:space="0" w:sz="0" w:val="nil"/>
-                <w:right w:space="0" w:sz="0" w:val="nil"/>
-                <w:between w:space="0" w:sz="0" w:val="nil"/>
-              </w:pBdr>
-              <w:shd w:fill="auto" w:val="clear"/>
-              <w:spacing w:after="36" w:before="36" w:line="240" w:lineRule="auto"/>
-              <w:ind w:left="0" w:right="169" w:firstLine="0"/>
-              <w:jc w:val="both"/>
-              <w:rPr>
-                <w:rFonts w:ascii="Times New Roman" w:cs="Times New Roman" w:eastAsia="Times New Roman" w:hAnsi="Times New Roman"/>
-                <w:b w:val="0"/>
-                <w:bCs w:val="0"/>
-                <w:i w:val="0"/>
-                <w:iCs w:val="0"/>
-                <w:smallCaps w:val="0"/>
-                <w:strike w:val="0"/>
-                <w:color w:val="000000"/>
-                <w:sz w:val="24"/>
-                <w:szCs w:val="24"/>
-                <w:u w:val="none"/>
-                <w:shd w:fill="auto" w:val="clear"/>
-                <w:vertAlign w:val="baseline"/>
-              </w:rPr>
-            </w:pPr>
-            <w:r>
-              <w:rPr>
-                <w:rFonts w:ascii="Times New Roman" w:cs="Times New Roman" w:eastAsia="Times New Roman" w:hAnsi="Times New Roman"/>
-                <w:b w:val="0"/>
-                <w:bCs w:val="0"/>
-                <w:i w:val="0"/>
-                <w:iCs w:val="0"/>
-                <w:smallCaps w:val="0"/>
-                <w:strike w:val="0"/>
-                <w:color w:val="000000"/>
-                <w:sz w:val="24"/>
-                <w:szCs w:val="24"/>
-                <w:u w:val="none"/>
-                <w:shd w:fill="auto" w:val="clear"/>
-                <w:vertAlign w:val="baseline"/>
-                <w:rtl w:val="0"/>
-              </w:rPr>
-              <w:t xml:space="preserve">Số TK                </w:t>
-            </w:r>
-          </w:p>
-        </w:tc>
-        <w:tc>
-          <w:tcPr>
-            <w:vAlign w:val="center"/>
-          </w:tcPr>
-          <w:p>
-            <w:pPr>
-              <w:keepNext w:val="0"/>
-              <w:keepLines w:val="0"/>
-              <w:pageBreakBefore w:val="0"/>
-              <w:widowControl w:val="0"/>
-              <w:pBdr>
-                <w:top w:space="0" w:sz="0" w:val="nil"/>
-                <w:left w:space="0" w:sz="0" w:val="nil"/>
-                <w:bottom w:space="0" w:sz="0" w:val="nil"/>
-                <w:right w:space="0" w:sz="0" w:val="nil"/>
-                <w:between w:space="0" w:sz="0" w:val="nil"/>
-              </w:pBdr>
-              <w:shd w:fill="auto" w:val="clear"/>
-              <w:spacing w:after="36" w:before="36" w:line="240" w:lineRule="auto"/>
-              <w:ind w:left="0" w:right="169" w:firstLine="0"/>
-              <w:jc w:val="both"/>
-              <w:rPr>
-                <w:rFonts w:ascii="Times New Roman" w:cs="Times New Roman" w:eastAsia="Times New Roman" w:hAnsi="Times New Roman"/>
-                <w:b w:val="0"/>
-                <w:bCs w:val="0"/>
-                <w:i w:val="0"/>
-                <w:iCs w:val="0"/>
-                <w:smallCaps w:val="0"/>
-                <w:strike w:val="0"/>
-                <w:color w:val="000000"/>
-                <w:sz w:val="24"/>
-                <w:szCs w:val="24"/>
-                <w:u w:val="none"/>
-                <w:shd w:fill="auto" w:val="clear"/>
-                <w:vertAlign w:val="baseline"/>
-              </w:rPr>
-            </w:pPr>
-            <w:r>
-              <w:rPr>
-                <w:rFonts w:ascii="Times New Roman" w:cs="Times New Roman" w:eastAsia="Times New Roman" w:hAnsi="Times New Roman"/>
-                <w:b w:val="0"/>
-                <w:bCs w:val="0"/>
-                <w:i w:val="0"/>
-                <w:iCs w:val="0"/>
-                <w:smallCaps w:val="0"/>
-                <w:strike w:val="0"/>
-                <w:color w:val="000000"/>
-                <w:sz w:val="24"/>
-                <w:szCs w:val="24"/>
-                <w:u w:val="none"/>
-                <w:shd w:fill="auto" w:val="clear"/>
-                <w:vertAlign w:val="baseline"/>
-                <w:rtl w:val="0"/>
-              </w:rPr>
-              <w:t xml:space="preserve">    : </w:t>
-            </w:r>
-            <w:r>
-              <w:rPr>
-                <w:sz w:val="24"/>
-                <w:szCs w:val="24"/>
-                <w:rtl w:val="0"/>
-              </w:rPr>
-              <w:t xml:space="preserve">{{SO_TK_A}}</w:t>
-            </w:r>
-            <w:r>
-              <w:rPr>
-                <w:rtl w:val="0"/>
-              </w:rPr>
-            </w:r>
-          </w:p>
-        </w:tc>
-        <w:tc>
-          <w:tcPr>
-            <w:vAlign w:val="center"/>
-          </w:tcPr>
-          <w:p>
-            <w:pPr>
-              <w:keepNext w:val="0"/>
-              <w:keepLines w:val="0"/>
-              <w:pageBreakBefore w:val="0"/>
-              <w:widowControl w:val="0"/>
-              <w:pBdr>
-                <w:top w:space="0" w:sz="0" w:val="nil"/>
-                <w:left w:space="0" w:sz="0" w:val="nil"/>
-                <w:bottom w:space="0" w:sz="0" w:val="nil"/>
-                <w:right w:space="0" w:sz="0" w:val="nil"/>
-                <w:between w:space="0" w:sz="0" w:val="nil"/>
-              </w:pBdr>
-              <w:shd w:fill="auto" w:val="clear"/>
-              <w:spacing w:after="36" w:before="36" w:line="240" w:lineRule="auto"/>
-              <w:ind w:left="0" w:right="169" w:firstLine="0"/>
-              <w:jc w:val="both"/>
-              <w:rPr>
-                <w:rFonts w:ascii="Times New Roman" w:cs="Times New Roman" w:eastAsia="Times New Roman" w:hAnsi="Times New Roman"/>
-                <w:b w:val="0"/>
-                <w:bCs w:val="0"/>
-                <w:i w:val="0"/>
-                <w:iCs w:val="0"/>
-                <w:smallCaps w:val="0"/>
-                <w:strike w:val="0"/>
-                <w:color w:val="000000"/>
-                <w:sz w:val="24"/>
-                <w:szCs w:val="24"/>
-                <w:u w:val="none"/>
-                <w:shd w:fill="auto" w:val="clear"/>
-                <w:vertAlign w:val="baseline"/>
-              </w:rPr>
-            </w:pPr>
-            <w:r>
-              <w:rPr>
-                <w:rtl w:val="0"/>
-              </w:rPr>
-            </w:r>
-          </w:p>
-        </w:tc>
-      </w:tr>
-    </w:tbl>
-    <w:p>
-      <w:pPr>
-        <w:spacing w:after="60" w:lineRule="auto"/>
-        <w:ind w:left="284" w:right="169" w:firstLine="0"/>
-        <w:jc w:val="both"/>
-        <w:rPr>
-          <w:sz w:val="24"/>
-          <w:szCs w:val="24"/>
-        </w:rPr>
-      </w:pPr>
-      <w:r>
-        <w:rPr>
-          <w:sz w:val="24"/>
-          <w:szCs w:val="24"/>
-          <w:rtl w:val="0"/>
-        </w:rPr>
-        <w:t xml:space="preserve">   Mở tại                   : {{NGAN_HANG_A}}</w:t>
-      </w:r>
-    </w:p>
-    <w:p>
-      <w:pPr>
-        <w:spacing w:after="60" w:lineRule="auto"/>
-        <w:ind w:left="284" w:right="169" w:firstLine="0"/>
-        <w:jc w:val="both"/>
-        <w:rPr>
-          <w:sz w:val="24"/>
-          <w:szCs w:val="24"/>
-        </w:rPr>
-      </w:pPr>
-      <w:r>
-        <w:rPr>
-          <w:sz w:val="24"/>
-          <w:szCs w:val="24"/>
-          <w:rtl w:val="0"/>
-        </w:rPr>
-        <w:t xml:space="preserve">   MST                      : {{MST_A}}</w:t>
-      </w:r>
-    </w:p>
-    <w:p>
-      <w:pPr>
         <w:pStyle w:val="Heading4"/>
         <w:spacing w:before="120" w:lineRule="auto"/>
-        <w:ind w:left="284" w:right="169" w:hanging="284"/>
-        <w:rPr>
-          <w:sz w:val="24"/>
-          <w:szCs w:val="24"/>
-        </w:rPr>
-      </w:pPr>
-      <w:r>
-        <w:rPr>
-          <w:sz w:val="24"/>
-          <w:szCs w:val="24"/>
-          <w:u w:val="single"/>
-          <w:rtl w:val="0"/>
-        </w:rPr>
-        <w:t xml:space="preserve">BÊN BÁN (BÊN B):</w:t>
-      </w:r>
-      <w:r>
-        <w:rPr>
-          <w:sz w:val="24"/>
-          <w:szCs w:val="24"/>
-          <w:rtl w:val="0"/>
-        </w:rPr>
-        <w:t xml:space="preserve"> CÔNG TY TNHH THƯƠNG MẠI SEOUL – HÀ NỘI</w:t>
-      </w:r>
-    </w:p>
-    <w:tbl>
-      <w:tblPr>
-        <w:tblStyle w:val="Table2"/>
-        <w:tblW w:w="10270.0" w:type="dxa"/>
-        <w:jc w:val="left"/>
-        <w:tblInd w:w="367.0" w:type="dxa"/>
-        <w:tblLayout w:type="fixed"/>
-        <w:tblLook w:val="0000"/>
-      </w:tblPr>
-      <w:tblGrid>
-        <w:gridCol w:w="1420"/>
-        <w:gridCol w:w="3910"/>
-        <w:gridCol w:w="4940"/>
-        <w:tblGridChange w:id="0">
+        <w:ind w:left="0" w:right="169" w:firstLine="0"/>
+        <w:rPr>
+          <w:sz w:val="26"/>
+          <w:szCs w:val="26"/>
+        </w:rPr>
+      </w:pPr>
+      <w:bookmarkStart w:colFirst="0" w:colLast="0" w:name="_heading=h.j4wl4jw1k9pi" w:id="0"/>
+      <w:bookmarkEnd w:id="0"/>
+      <w:r>
+        <w:rPr>
+          <w:sz w:val="26"/>
+          <w:szCs w:val="26"/>
+          <w:rtl w:val="0"/>
+        </w:rPr>
+        <w:t xml:space="preserve">BÊN MUA (BÊN A): {{TEN_BEN_A}}</w:t>
+      </w:r>
+      <w:r>
+        <w:rPr>
+          <w:rtl w:val="0"/>
+        </w:rPr>
+      </w:r>
+    </w:p>
+    <w:sdt>
+      <w:sdtPr>
+        <w:lock w:val="contentLocked"/>
+        <w:id w:val="1983611312"/>
+        <w:tag w:val="goog_rdk_0"/>
+      </w:sdtPr>
+      <w:sdtContent>
+        <w:tbl>
+          <w:tblPr>
+            <w:tblStyle w:val="Table1"/>
+            <w:tblW w:w="9495" w:type="dxa"/>
+            <w:jc w:val="left"/>
+            <w:tblInd w:w="170.07874015748033" w:type="dxa"/>
+            <w:tblBorders>
+              <w:top w:color="ffffff" w:space="0" w:sz="8" w:val="single"/>
+              <w:left w:color="ffffff" w:space="0" w:sz="8" w:val="single"/>
+              <w:bottom w:color="ffffff" w:space="0" w:sz="8" w:val="single"/>
+              <w:right w:color="ffffff" w:space="0" w:sz="8" w:val="single"/>
+              <w:insideH w:color="ffffff" w:space="0" w:sz="8" w:val="single"/>
+              <w:insideV w:color="ffffff" w:space="0" w:sz="8" w:val="single"/>
+            </w:tblBorders>
+            <w:tblLayout w:type="fixed"/>
+            <w:tblLook w:val="0600"/>
+          </w:tblPr>
           <w:tblGrid>
-            <w:gridCol w:w="1420"/>
-            <w:gridCol w:w="3910"/>
-            <w:gridCol w:w="4940"/>
+            <w:gridCol w:w="1350"/>
+            <w:gridCol w:w="4875"/>
+            <w:gridCol w:w="3270"/>
           </w:tblGrid>
-        </w:tblGridChange>
-      </w:tblGrid>
-      <w:tr>
-        <w:trPr>
-          <w:cantSplit w:val="0"/>
-          <w:tblHeader w:val="0"/>
-        </w:trPr>
-        <w:tc>
-          <w:tcPr>
-            <w:vAlign w:val="center"/>
-          </w:tcPr>
-          <w:p>
-            <w:pPr>
-              <w:keepNext w:val="0"/>
-              <w:keepLines w:val="0"/>
-              <w:pageBreakBefore w:val="0"/>
-              <w:widowControl w:val="0"/>
-              <w:pBdr>
-                <w:top w:space="0" w:sz="0" w:val="nil"/>
-                <w:left w:space="0" w:sz="0" w:val="nil"/>
-                <w:bottom w:space="0" w:sz="0" w:val="nil"/>
-                <w:right w:space="0" w:sz="0" w:val="nil"/>
-                <w:between w:space="0" w:sz="0" w:val="nil"/>
-              </w:pBdr>
-              <w:shd w:fill="auto" w:val="clear"/>
-              <w:spacing w:after="30" w:before="30" w:line="240" w:lineRule="auto"/>
-              <w:ind w:left="0" w:right="169" w:firstLine="0"/>
-              <w:jc w:val="both"/>
-              <w:rPr>
-                <w:rFonts w:ascii="Times New Roman" w:cs="Times New Roman" w:eastAsia="Times New Roman" w:hAnsi="Times New Roman"/>
-                <w:b w:val="0"/>
-                <w:bCs w:val="0"/>
-                <w:i w:val="0"/>
-                <w:iCs w:val="0"/>
-                <w:smallCaps w:val="0"/>
-                <w:strike w:val="0"/>
-                <w:color w:val="000000"/>
-                <w:sz w:val="24"/>
-                <w:szCs w:val="24"/>
-                <w:u w:val="none"/>
+          <w:tr>
+            <w:trPr>
+              <w:cantSplit w:val="0"/>
+              <w:tblHeader w:val="0"/>
+            </w:trPr>
+            <w:tc>
+              <w:tcPr>
                 <w:shd w:fill="auto" w:val="clear"/>
-                <w:vertAlign w:val="baseline"/>
-              </w:rPr>
-            </w:pPr>
-            <w:r>
-              <w:rPr>
-                <w:rFonts w:ascii="Times New Roman" w:cs="Times New Roman" w:eastAsia="Times New Roman" w:hAnsi="Times New Roman"/>
-                <w:b w:val="0"/>
-                <w:bCs w:val="0"/>
-                <w:i w:val="0"/>
-                <w:iCs w:val="0"/>
-                <w:smallCaps w:val="0"/>
-                <w:strike w:val="0"/>
-                <w:color w:val="000000"/>
-                <w:sz w:val="24"/>
-                <w:szCs w:val="24"/>
-                <w:u w:val="none"/>
+                <w:tcMar>
+                  <w:top w:w="45.35433070866142" w:type="dxa"/>
+                  <w:left w:w="45.35433070866142" w:type="dxa"/>
+                  <w:bottom w:w="45.35433070866142" w:type="dxa"/>
+                  <w:right w:w="45.35433070866142" w:type="dxa"/>
+                </w:tcMar>
+                <w:vAlign w:val="top"/>
+                <w:tcW w:w="1350" w:type="dxa"/>
+              </w:tcPr>
+              <w:p>
+                <w:r>
+                  <w:t>Đại diện</w:t>
+                </w:r>
+              </w:p>
+            </w:tc>
+            <w:tc>
+              <w:tcPr>
                 <w:shd w:fill="auto" w:val="clear"/>
-                <w:vertAlign w:val="baseline"/>
-                <w:rtl w:val="0"/>
-              </w:rPr>
-              <w:t xml:space="preserve">Đại diện</w:t>
-            </w:r>
-          </w:p>
-        </w:tc>
-        <w:tc>
-          <w:tcPr>
-            <w:vAlign w:val="center"/>
-          </w:tcPr>
-          <w:p>
-            <w:pPr>
-              <w:keepNext w:val="0"/>
-              <w:keepLines w:val="0"/>
-              <w:pageBreakBefore w:val="0"/>
-              <w:widowControl w:val="0"/>
-              <w:pBdr>
-                <w:top w:space="0" w:sz="0" w:val="nil"/>
-                <w:left w:space="0" w:sz="0" w:val="nil"/>
-                <w:bottom w:space="0" w:sz="0" w:val="nil"/>
-                <w:right w:space="0" w:sz="0" w:val="nil"/>
-                <w:between w:space="0" w:sz="0" w:val="nil"/>
-              </w:pBdr>
-              <w:shd w:fill="auto" w:val="clear"/>
-              <w:spacing w:after="30" w:before="30" w:line="240" w:lineRule="auto"/>
-              <w:ind w:left="0" w:right="169" w:firstLine="0"/>
-              <w:jc w:val="both"/>
-              <w:rPr>
-                <w:rFonts w:ascii="Times New Roman" w:cs="Times New Roman" w:eastAsia="Times New Roman" w:hAnsi="Times New Roman"/>
-                <w:b w:val="0"/>
-                <w:bCs w:val="0"/>
-                <w:i w:val="0"/>
-                <w:iCs w:val="0"/>
-                <w:smallCaps w:val="0"/>
-                <w:strike w:val="0"/>
-                <w:color w:val="000000"/>
-                <w:sz w:val="24"/>
-                <w:szCs w:val="24"/>
-                <w:u w:val="none"/>
+                <w:tcMar>
+                  <w:top w:w="45.35433070866142" w:type="dxa"/>
+                  <w:left w:w="45.35433070866142" w:type="dxa"/>
+                  <w:bottom w:w="45.35433070866142" w:type="dxa"/>
+                  <w:right w:w="45.35433070866142" w:type="dxa"/>
+                </w:tcMar>
+                <w:vAlign w:val="top"/>
+                <w:tcW w:w="4875" w:type="dxa"/>
+              </w:tcPr>
+              <w:p>
+                <w:r>
+                  <w:t>: {{DAI_DIEN_A}}</w:t>
+                </w:r>
+              </w:p>
+            </w:tc>
+            <w:tc>
+              <w:tcPr>
                 <w:shd w:fill="auto" w:val="clear"/>
-                <w:vertAlign w:val="baseline"/>
-              </w:rPr>
-            </w:pPr>
-            <w:r>
-              <w:rPr>
-                <w:rFonts w:ascii="Times New Roman" w:cs="Times New Roman" w:eastAsia="Times New Roman" w:hAnsi="Times New Roman"/>
-                <w:b w:val="0"/>
-                <w:bCs w:val="0"/>
-                <w:i w:val="0"/>
-                <w:iCs w:val="0"/>
-                <w:smallCaps w:val="0"/>
-                <w:strike w:val="0"/>
-                <w:color w:val="000000"/>
-                <w:sz w:val="24"/>
-                <w:szCs w:val="24"/>
-                <w:u w:val="none"/>
+                <w:tcMar>
+                  <w:top w:w="28.34645669291339" w:type="dxa"/>
+                  <w:left w:w="28.34645669291339" w:type="dxa"/>
+                  <w:bottom w:w="28.34645669291339" w:type="dxa"/>
+                  <w:right w:w="28.34645669291339" w:type="dxa"/>
+                </w:tcMar>
+                <w:vAlign w:val="top"/>
+                <w:tcW w:w="3270" w:type="dxa"/>
+              </w:tcPr>
+              <w:p>
+                <w:pPr>
+                  <w:rPr>
+                    <w:b w:val="1"/>
+                    <w:bCs w:val="1"/>
+                    <w:sz w:val="24"/>
+                    <w:szCs w:val="24"/>
+                  </w:rPr>
+                </w:pPr>
+                <w:r>
+                  <w:rPr>
+                    <w:sz w:val="24"/>
+                    <w:szCs w:val="24"/>
+                    <w:rtl w:val="0"/>
+                  </w:rPr>
+                  <w:t xml:space="preserve">Chức vụ: </w:t>
+                </w:r>
+                <w:r>
+                  <w:rPr>
+                    <w:b w:val="1"/>
+                    <w:bCs w:val="1"/>
+                    <w:sz w:val="24"/>
+                    <w:szCs w:val="24"/>
+                    <w:rtl w:val="0"/>
+                  </w:rPr>
+                  <w:t xml:space="preserve">{{CHUC_VU_A}}</w:t>
+                </w:r>
+              </w:p>
+            </w:tc>
+          </w:tr>
+          <w:tr>
+            <w:trPr>
+              <w:cantSplit w:val="0"/>
+              <w:trHeight w:val="296.6929133858268" w:hRule="atLeast"/>
+              <w:tblHeader w:val="0"/>
+            </w:trPr>
+            <w:tc>
+              <w:tcPr>
+                <w:tcMar>
+                  <w:top w:w="45.35433070866142" w:type="dxa"/>
+                  <w:left w:w="45.35433070866142" w:type="dxa"/>
+                  <w:bottom w:w="45.35433070866142" w:type="dxa"/>
+                  <w:right w:w="45.35433070866142" w:type="dxa"/>
+                </w:tcMar>
+                <w:tcW w:w="1350" w:type="dxa"/>
+              </w:tcPr>
+              <w:p>
+                <w:r>
+                  <w:t>Địa chỉ</w:t>
+                </w:r>
+              </w:p>
+            </w:tc>
+            <w:tc>
+              <w:tcPr>
                 <w:shd w:fill="auto" w:val="clear"/>
-                <w:vertAlign w:val="baseline"/>
-                <w:rtl w:val="0"/>
-              </w:rPr>
-              <w:t xml:space="preserve">     : </w:t>
-            </w:r>
-            <w:r>
-              <w:rPr>
-                <w:rFonts w:ascii="Times New Roman" w:cs="Times New Roman" w:eastAsia="Times New Roman" w:hAnsi="Times New Roman"/>
-                <w:b w:val="1"/>
-                <w:bCs w:val="1"/>
-                <w:i w:val="0"/>
-                <w:iCs w:val="0"/>
-                <w:smallCaps w:val="0"/>
-                <w:strike w:val="0"/>
-                <w:color w:val="000000"/>
-                <w:sz w:val="24"/>
-                <w:szCs w:val="24"/>
-                <w:u w:val="none"/>
+                <w:tcMar>
+                  <w:top w:w="45.35433070866142" w:type="dxa"/>
+                  <w:left w:w="45.35433070866142" w:type="dxa"/>
+                  <w:bottom w:w="45.35433070866142" w:type="dxa"/>
+                  <w:right w:w="45.35433070866142" w:type="dxa"/>
+                </w:tcMar>
+                <w:vAlign w:val="top"/>
+                <w:tcW w:w="8145" w:type="dxa"/>
+                <w:gridSpan w:val="2"/>
+              </w:tcPr>
+              <w:p>
+                <w:r>
+                  <w:t>: {{DIA_CHI_A}}</w:t>
+                </w:r>
+              </w:p>
+            </w:tc>
+          </w:tr>
+          <w:tr>
+            <w:trPr>
+              <w:cantSplit w:val="0"/>
+              <w:tblHeader w:val="0"/>
+            </w:trPr>
+            <w:tc>
+              <w:tcPr>
+                <w:tcMar>
+                  <w:top w:w="45.35433070866142" w:type="dxa"/>
+                  <w:left w:w="45.35433070866142" w:type="dxa"/>
+                  <w:bottom w:w="45.35433070866142" w:type="dxa"/>
+                  <w:right w:w="45.35433070866142" w:type="dxa"/>
+                </w:tcMar>
+                <w:vAlign w:val="center"/>
+                <w:tcW w:w="1350" w:type="dxa"/>
+              </w:tcPr>
+              <w:p>
+                <w:r>
+                  <w:t>Điện thoại</w:t>
+                </w:r>
+              </w:p>
+            </w:tc>
+            <w:tc>
+              <w:tcPr>
                 <w:shd w:fill="auto" w:val="clear"/>
-                <w:vertAlign w:val="baseline"/>
-                <w:rtl w:val="0"/>
-              </w:rPr>
-              <w:t xml:space="preserve">Bà Trần Thị Hương Giang</w:t>
-            </w:r>
-            <w:r>
-              <w:rPr>
-                <w:rtl w:val="0"/>
-              </w:rPr>
-            </w:r>
-          </w:p>
-        </w:tc>
-        <w:tc>
-          <w:tcPr>
-            <w:vAlign w:val="center"/>
-          </w:tcPr>
-          <w:p>
-            <w:pPr>
-              <w:keepNext w:val="0"/>
-              <w:keepLines w:val="0"/>
-              <w:pageBreakBefore w:val="0"/>
-              <w:widowControl w:val="0"/>
-              <w:pBdr>
-                <w:top w:space="0" w:sz="0" w:val="nil"/>
-                <w:left w:space="0" w:sz="0" w:val="nil"/>
-                <w:bottom w:space="0" w:sz="0" w:val="nil"/>
-                <w:right w:space="0" w:sz="0" w:val="nil"/>
-                <w:between w:space="0" w:sz="0" w:val="nil"/>
-              </w:pBdr>
-              <w:shd w:fill="auto" w:val="clear"/>
-              <w:spacing w:after="30" w:before="30" w:line="240" w:lineRule="auto"/>
-              <w:ind w:left="0" w:right="169" w:firstLine="0"/>
-              <w:jc w:val="both"/>
-              <w:rPr>
-                <w:rFonts w:ascii="Times New Roman" w:cs="Times New Roman" w:eastAsia="Times New Roman" w:hAnsi="Times New Roman"/>
-                <w:b w:val="0"/>
-                <w:bCs w:val="0"/>
-                <w:i w:val="0"/>
-                <w:iCs w:val="0"/>
-                <w:smallCaps w:val="0"/>
-                <w:strike w:val="0"/>
-                <w:color w:val="000000"/>
-                <w:sz w:val="24"/>
-                <w:szCs w:val="24"/>
-                <w:u w:val="none"/>
+                <w:tcMar>
+                  <w:top w:w="45.35433070866142" w:type="dxa"/>
+                  <w:left w:w="45.35433070866142" w:type="dxa"/>
+                  <w:bottom w:w="45.35433070866142" w:type="dxa"/>
+                  <w:right w:w="45.35433070866142" w:type="dxa"/>
+                </w:tcMar>
+                <w:vAlign w:val="top"/>
+                <w:tcW w:w="4875" w:type="dxa"/>
+              </w:tcPr>
+              <w:p>
+                <w:pPr>
+                  <w:rPr>
+                    <w:sz w:val="24"/>
+                    <w:szCs w:val="24"/>
+                  </w:rPr>
+                </w:pPr>
+                <w:r>
+                  <w:rPr>
+                    <w:sz w:val="24"/>
+                    <w:szCs w:val="24"/>
+                    <w:rtl w:val="0"/>
+                  </w:rPr>
+                  <w:t xml:space="preserve">: {{DIEN_THOAI_A}}</w:t>
+                </w:r>
+              </w:p>
+            </w:tc>
+            <w:tc>
+              <w:tcPr>
                 <w:shd w:fill="auto" w:val="clear"/>
-                <w:vertAlign w:val="baseline"/>
-              </w:rPr>
-            </w:pPr>
-            <w:r>
-              <w:rPr>
-                <w:rFonts w:ascii="Times New Roman" w:cs="Times New Roman" w:eastAsia="Times New Roman" w:hAnsi="Times New Roman"/>
-                <w:b w:val="0"/>
-                <w:bCs w:val="0"/>
-                <w:i w:val="0"/>
-                <w:iCs w:val="0"/>
-                <w:smallCaps w:val="0"/>
-                <w:strike w:val="0"/>
-                <w:color w:val="000000"/>
-                <w:sz w:val="24"/>
-                <w:szCs w:val="24"/>
-                <w:u w:val="none"/>
+                <w:tcMar>
+                  <w:top w:w="28.34645669291339" w:type="dxa"/>
+                  <w:left w:w="28.34645669291339" w:type="dxa"/>
+                  <w:bottom w:w="28.34645669291339" w:type="dxa"/>
+                  <w:right w:w="28.34645669291339" w:type="dxa"/>
+                </w:tcMar>
+                <w:vAlign w:val="top"/>
+                <w:tcW w:w="3270" w:type="dxa"/>
+              </w:tcPr>
+              <w:p>
+                <w:pPr>
+                  <w:rPr/>
+                </w:pPr>
+                <w:r>
+                  <w:rPr>
+                    <w:rtl w:val="0"/>
+                  </w:rPr>
+                  <w:t xml:space="preserve">Fax: </w:t>
+                </w:r>
+              </w:p>
+            </w:tc>
+          </w:tr>
+          <w:tr>
+            <w:trPr>
+              <w:cantSplit w:val="0"/>
+              <w:trHeight w:val="296.6929133858268" w:hRule="atLeast"/>
+              <w:tblHeader w:val="0"/>
+            </w:trPr>
+            <w:tc>
+              <w:tcPr>
+                <w:tcMar>
+                  <w:top w:w="45.35433070866142" w:type="dxa"/>
+                  <w:left w:w="45.35433070866142" w:type="dxa"/>
+                  <w:bottom w:w="45.35433070866142" w:type="dxa"/>
+                  <w:right w:w="45.35433070866142" w:type="dxa"/>
+                </w:tcMar>
+                <w:tcW w:w="1350" w:type="dxa"/>
+              </w:tcPr>
+              <w:p>
+                <w:r>
+                  <w:t>Số TK</w:t>
+                </w:r>
+              </w:p>
+            </w:tc>
+            <w:tc>
+              <w:tcPr>
                 <w:shd w:fill="auto" w:val="clear"/>
-                <w:vertAlign w:val="baseline"/>
-                <w:rtl w:val="0"/>
-              </w:rPr>
-              <w:t xml:space="preserve">     Chức vụ:</w:t>
-            </w:r>
-            <w:r>
-              <w:rPr>
-                <w:rFonts w:ascii="Times New Roman" w:cs="Times New Roman" w:eastAsia="Times New Roman" w:hAnsi="Times New Roman"/>
-                <w:b w:val="1"/>
-                <w:bCs w:val="1"/>
-                <w:i w:val="0"/>
-                <w:iCs w:val="0"/>
-                <w:smallCaps w:val="0"/>
-                <w:strike w:val="0"/>
-                <w:color w:val="000000"/>
-                <w:sz w:val="24"/>
-                <w:szCs w:val="24"/>
-                <w:u w:val="none"/>
+                <w:tcMar>
+                  <w:top w:w="45.35433070866142" w:type="dxa"/>
+                  <w:left w:w="45.35433070866142" w:type="dxa"/>
+                  <w:bottom w:w="45.35433070866142" w:type="dxa"/>
+                  <w:right w:w="45.35433070866142" w:type="dxa"/>
+                </w:tcMar>
+                <w:vAlign w:val="top"/>
+                <w:tcW w:w="8145" w:type="dxa"/>
+                <w:gridSpan w:val="2"/>
+              </w:tcPr>
+              <w:p>
+                <w:r>
+                  <w:t>: {{SO_TK_A}}</w:t>
+                </w:r>
+              </w:p>
+            </w:tc>
+          </w:tr>
+          <w:tr>
+            <w:trPr>
+              <w:cantSplit w:val="0"/>
+              <w:trHeight w:val="296.6929133858268" w:hRule="atLeast"/>
+              <w:tblHeader w:val="0"/>
+            </w:trPr>
+            <w:tc>
+              <w:tcPr>
                 <w:shd w:fill="auto" w:val="clear"/>
-                <w:vertAlign w:val="baseline"/>
-                <w:rtl w:val="0"/>
-              </w:rPr>
-              <w:t xml:space="preserve"> Giám đốc</w:t>
-            </w:r>
-            <w:r>
-              <w:rPr>
-                <w:rtl w:val="0"/>
-              </w:rPr>
-            </w:r>
-          </w:p>
-        </w:tc>
-      </w:tr>
-      <w:tr>
-        <w:trPr>
-          <w:cantSplit w:val="0"/>
-          <w:tblHeader w:val="0"/>
-        </w:trPr>
-        <w:tc>
-          <w:tcPr>
-            <w:vAlign w:val="center"/>
-          </w:tcPr>
-          <w:p>
-            <w:pPr>
-              <w:keepNext w:val="0"/>
-              <w:keepLines w:val="0"/>
-              <w:pageBreakBefore w:val="0"/>
-              <w:widowControl w:val="0"/>
-              <w:pBdr>
-                <w:top w:space="0" w:sz="0" w:val="nil"/>
-                <w:left w:space="0" w:sz="0" w:val="nil"/>
-                <w:bottom w:space="0" w:sz="0" w:val="nil"/>
-                <w:right w:space="0" w:sz="0" w:val="nil"/>
-                <w:between w:space="0" w:sz="0" w:val="nil"/>
-              </w:pBdr>
-              <w:shd w:fill="auto" w:val="clear"/>
-              <w:spacing w:after="30" w:before="30" w:line="240" w:lineRule="auto"/>
-              <w:ind w:left="0" w:right="169" w:firstLine="0"/>
-              <w:jc w:val="both"/>
-              <w:rPr>
-                <w:rFonts w:ascii="Times New Roman" w:cs="Times New Roman" w:eastAsia="Times New Roman" w:hAnsi="Times New Roman"/>
-                <w:b w:val="0"/>
-                <w:bCs w:val="0"/>
-                <w:i w:val="0"/>
-                <w:iCs w:val="0"/>
-                <w:smallCaps w:val="0"/>
-                <w:strike w:val="0"/>
-                <w:color w:val="000000"/>
-                <w:sz w:val="24"/>
-                <w:szCs w:val="24"/>
-                <w:u w:val="none"/>
+                <w:tcMar>
+                  <w:top w:w="45.35433070866142" w:type="dxa"/>
+                  <w:left w:w="45.35433070866142" w:type="dxa"/>
+                  <w:bottom w:w="45.35433070866142" w:type="dxa"/>
+                  <w:right w:w="45.35433070866142" w:type="dxa"/>
+                </w:tcMar>
+                <w:vAlign w:val="top"/>
+                <w:tcW w:w="1350" w:type="dxa"/>
+              </w:tcPr>
+              <w:p>
+                <w:r>
+                  <w:t>Mở tại</w:t>
+                </w:r>
+              </w:p>
+            </w:tc>
+            <w:tc>
+              <w:tcPr>
                 <w:shd w:fill="auto" w:val="clear"/>
-                <w:vertAlign w:val="baseline"/>
-              </w:rPr>
-            </w:pPr>
-            <w:r>
-              <w:rPr>
-                <w:rFonts w:ascii="Times New Roman" w:cs="Times New Roman" w:eastAsia="Times New Roman" w:hAnsi="Times New Roman"/>
-                <w:b w:val="0"/>
-                <w:bCs w:val="0"/>
-                <w:i w:val="0"/>
-                <w:iCs w:val="0"/>
-                <w:smallCaps w:val="0"/>
-                <w:strike w:val="0"/>
-                <w:color w:val="000000"/>
-                <w:sz w:val="24"/>
-                <w:szCs w:val="24"/>
-                <w:u w:val="none"/>
+                <w:tcMar>
+                  <w:top w:w="45.35433070866142" w:type="dxa"/>
+                  <w:left w:w="45.35433070866142" w:type="dxa"/>
+                  <w:bottom w:w="45.35433070866142" w:type="dxa"/>
+                  <w:right w:w="45.35433070866142" w:type="dxa"/>
+                </w:tcMar>
+                <w:vAlign w:val="top"/>
+                <w:tcW w:w="8145" w:type="dxa"/>
+                <w:gridSpan w:val="2"/>
+              </w:tcPr>
+              <w:p>
+                <w:r>
+                  <w:t>: {{NGAN_HANG_A}}</w:t>
+                </w:r>
+              </w:p>
+            </w:tc>
+          </w:tr>
+          <w:tr>
+            <w:trPr>
+              <w:cantSplit w:val="0"/>
+              <w:tblHeader w:val="0"/>
+            </w:trPr>
+            <w:tc>
+              <w:tcPr>
                 <w:shd w:fill="auto" w:val="clear"/>
-                <w:vertAlign w:val="baseline"/>
-                <w:rtl w:val="0"/>
-              </w:rPr>
-              <w:t xml:space="preserve">Địa chỉ</w:t>
-            </w:r>
-          </w:p>
-        </w:tc>
-        <w:tc>
-          <w:tcPr>
-            <w:gridSpan w:val="2"/>
-            <w:vAlign w:val="center"/>
-          </w:tcPr>
-          <w:p>
-            <w:pPr>
-              <w:keepNext w:val="0"/>
-              <w:keepLines w:val="0"/>
-              <w:pageBreakBefore w:val="0"/>
-              <w:widowControl w:val="0"/>
-              <w:pBdr>
-                <w:top w:space="0" w:sz="0" w:val="nil"/>
-                <w:left w:space="0" w:sz="0" w:val="nil"/>
-                <w:bottom w:space="0" w:sz="0" w:val="nil"/>
-                <w:right w:space="0" w:sz="0" w:val="nil"/>
-                <w:between w:space="0" w:sz="0" w:val="nil"/>
-              </w:pBdr>
-              <w:shd w:fill="auto" w:val="clear"/>
-              <w:spacing w:after="30" w:before="30" w:line="240" w:lineRule="auto"/>
-              <w:ind w:left="0" w:right="169" w:firstLine="0"/>
-              <w:jc w:val="both"/>
-              <w:rPr>
-                <w:rFonts w:ascii="Times New Roman" w:cs="Times New Roman" w:eastAsia="Times New Roman" w:hAnsi="Times New Roman"/>
-                <w:b w:val="0"/>
-                <w:bCs w:val="0"/>
-                <w:i w:val="0"/>
-                <w:iCs w:val="0"/>
-                <w:smallCaps w:val="0"/>
-                <w:strike w:val="0"/>
-                <w:color w:val="000000"/>
-                <w:sz w:val="24"/>
-                <w:szCs w:val="24"/>
-                <w:u w:val="none"/>
+                <w:tcMar>
+                  <w:top w:w="45.35433070866142" w:type="dxa"/>
+                  <w:left w:w="45.35433070866142" w:type="dxa"/>
+                  <w:bottom w:w="45.35433070866142" w:type="dxa"/>
+                  <w:right w:w="45.35433070866142" w:type="dxa"/>
+                </w:tcMar>
+                <w:vAlign w:val="top"/>
+                <w:tcW w:w="1350" w:type="dxa"/>
+              </w:tcPr>
+              <w:p>
+                <w:r>
+                  <w:t>MST</w:t>
+                </w:r>
+              </w:p>
+            </w:tc>
+            <w:tc>
+              <w:tcPr>
                 <w:shd w:fill="auto" w:val="clear"/>
-                <w:vertAlign w:val="baseline"/>
-              </w:rPr>
-            </w:pPr>
-            <w:r>
-              <w:rPr>
-                <w:rFonts w:ascii="Times New Roman" w:cs="Times New Roman" w:eastAsia="Times New Roman" w:hAnsi="Times New Roman"/>
-                <w:b w:val="0"/>
-                <w:bCs w:val="0"/>
-                <w:i w:val="0"/>
-                <w:iCs w:val="0"/>
-                <w:smallCaps w:val="0"/>
-                <w:strike w:val="0"/>
-                <w:color w:val="000000"/>
-                <w:sz w:val="24"/>
-                <w:szCs w:val="24"/>
-                <w:u w:val="none"/>
+                <w:tcMar>
+                  <w:top w:w="45.35433070866142" w:type="dxa"/>
+                  <w:left w:w="45.35433070866142" w:type="dxa"/>
+                  <w:bottom w:w="45.35433070866142" w:type="dxa"/>
+                  <w:right w:w="45.35433070866142" w:type="dxa"/>
+                </w:tcMar>
+                <w:vAlign w:val="top"/>
+                <w:tcW w:w="8145" w:type="dxa"/>
+                <w:gridSpan w:val="2"/>
+              </w:tcPr>
+              <w:p>
+                <w:r>
+                  <w:t>: {{MST_A}}</w:t>
+                </w:r>
+              </w:p>
+            </w:tc>
+          </w:tr>
+        </w:tbl>
+      </w:sdtContent>
+    </w:sdt>
+    <w:p>
+      <w:pPr>
+        <w:pStyle w:val="Heading4"/>
+        <w:spacing w:before="120" w:lineRule="auto"/>
+        <w:ind w:right="169"/>
+        <w:rPr/>
+      </w:pPr>
+      <w:bookmarkStart w:colFirst="0" w:colLast="0" w:name="_heading=h.e295fiic9ovc" w:id="1"/>
+      <w:bookmarkEnd w:id="1"/>
+      <w:r>
+        <w:rPr>
+          <w:sz w:val="26"/>
+          <w:szCs w:val="26"/>
+          <w:rtl w:val="0"/>
+        </w:rPr>
+        <w:t xml:space="preserve">BÊN BÁN (BÊN B): {{TEN_BEN_B}}</w:t>
+      </w:r>
+      <w:r>
+        <w:rPr>
+          <w:rtl w:val="0"/>
+        </w:rPr>
+      </w:r>
+    </w:p>
+    <w:sdt>
+      <w:sdtPr>
+        <w:lock w:val="contentLocked"/>
+        <w:id w:val="-166864375"/>
+        <w:tag w:val="goog_rdk_1"/>
+      </w:sdtPr>
+      <w:sdtContent>
+        <w:tbl>
+          <w:tblPr>
+            <w:tblStyle w:val="Table2"/>
+            <w:tblW w:w="9495" w:type="dxa"/>
+            <w:jc w:val="left"/>
+            <w:tblInd w:w="170.07874015748033" w:type="dxa"/>
+            <w:tblBorders>
+              <w:top w:color="ffffff" w:space="0" w:sz="8" w:val="single"/>
+              <w:left w:color="ffffff" w:space="0" w:sz="8" w:val="single"/>
+              <w:bottom w:color="ffffff" w:space="0" w:sz="8" w:val="single"/>
+              <w:right w:color="ffffff" w:space="0" w:sz="8" w:val="single"/>
+              <w:insideH w:color="ffffff" w:space="0" w:sz="8" w:val="single"/>
+              <w:insideV w:color="ffffff" w:space="0" w:sz="8" w:val="single"/>
+            </w:tblBorders>
+            <w:tblLayout w:type="fixed"/>
+            <w:tblLook w:val="0600"/>
+          </w:tblPr>
+          <w:tblGrid>
+            <w:gridCol w:w="1350"/>
+            <w:gridCol w:w="4875"/>
+            <w:gridCol w:w="3270"/>
+          </w:tblGrid>
+          <w:tr>
+            <w:trPr>
+              <w:cantSplit w:val="0"/>
+              <w:tblHeader w:val="0"/>
+            </w:trPr>
+            <w:tc>
+              <w:tcPr>
                 <w:shd w:fill="auto" w:val="clear"/>
-                <w:vertAlign w:val="baseline"/>
-                <w:rtl w:val="0"/>
-              </w:rPr>
-              <w:t xml:space="preserve">     : Số 270 Ngô Gia Tự, phường Đức Giang, Quận Long Biên, Tp Hà Nội, Việt Nam</w:t>
-            </w:r>
-          </w:p>
-        </w:tc>
-      </w:tr>
-      <w:tr>
-        <w:trPr>
-          <w:cantSplit w:val="0"/>
-          <w:tblHeader w:val="0"/>
-        </w:trPr>
-        <w:tc>
-          <w:tcPr>
-            <w:vAlign w:val="center"/>
-          </w:tcPr>
-          <w:p>
-            <w:pPr>
-              <w:keepNext w:val="0"/>
-              <w:keepLines w:val="0"/>
-              <w:pageBreakBefore w:val="0"/>
-              <w:widowControl w:val="0"/>
-              <w:pBdr>
-                <w:top w:space="0" w:sz="0" w:val="nil"/>
-                <w:left w:space="0" w:sz="0" w:val="nil"/>
-                <w:bottom w:space="0" w:sz="0" w:val="nil"/>
-                <w:right w:space="0" w:sz="0" w:val="nil"/>
-                <w:between w:space="0" w:sz="0" w:val="nil"/>
-              </w:pBdr>
-              <w:shd w:fill="auto" w:val="clear"/>
-              <w:spacing w:after="30" w:before="30" w:line="240" w:lineRule="auto"/>
-              <w:ind w:left="0" w:right="169" w:firstLine="0"/>
-              <w:jc w:val="both"/>
-              <w:rPr>
-                <w:rFonts w:ascii="Times New Roman" w:cs="Times New Roman" w:eastAsia="Times New Roman" w:hAnsi="Times New Roman"/>
-                <w:b w:val="0"/>
-                <w:bCs w:val="0"/>
-                <w:i w:val="0"/>
-                <w:iCs w:val="0"/>
-                <w:smallCaps w:val="0"/>
-                <w:strike w:val="0"/>
-                <w:color w:val="000000"/>
-                <w:sz w:val="24"/>
-                <w:szCs w:val="24"/>
-                <w:u w:val="none"/>
+                <w:tcMar>
+                  <w:top w:w="45.35433070866142" w:type="dxa"/>
+                  <w:left w:w="45.35433070866142" w:type="dxa"/>
+                  <w:bottom w:w="45.35433070866142" w:type="dxa"/>
+                  <w:right w:w="45.35433070866142" w:type="dxa"/>
+                </w:tcMar>
+                <w:vAlign w:val="top"/>
+                <w:tcW w:w="1350" w:type="dxa"/>
+              </w:tcPr>
+              <w:p>
+                <w:r>
+                  <w:t>Đại diện</w:t>
+                </w:r>
+              </w:p>
+            </w:tc>
+            <w:tc>
+              <w:tcPr>
                 <w:shd w:fill="auto" w:val="clear"/>
-                <w:vertAlign w:val="baseline"/>
-              </w:rPr>
-            </w:pPr>
-            <w:r>
-              <w:rPr>
-                <w:rFonts w:ascii="Times New Roman" w:cs="Times New Roman" w:eastAsia="Times New Roman" w:hAnsi="Times New Roman"/>
-                <w:b w:val="0"/>
-                <w:bCs w:val="0"/>
-                <w:i w:val="0"/>
-                <w:iCs w:val="0"/>
-                <w:smallCaps w:val="0"/>
-                <w:strike w:val="0"/>
-                <w:color w:val="000000"/>
-                <w:sz w:val="24"/>
-                <w:szCs w:val="24"/>
-                <w:u w:val="none"/>
+                <w:tcMar>
+                  <w:top w:w="45.35433070866142" w:type="dxa"/>
+                  <w:left w:w="45.35433070866142" w:type="dxa"/>
+                  <w:bottom w:w="45.35433070866142" w:type="dxa"/>
+                  <w:right w:w="45.35433070866142" w:type="dxa"/>
+                </w:tcMar>
+                <w:vAlign w:val="top"/>
+                <w:tcW w:w="4875" w:type="dxa"/>
+              </w:tcPr>
+              <w:p>
+                <w:r>
+                  <w:t>: {{DAI_DIEN_B}}</w:t>
+                </w:r>
+              </w:p>
+            </w:tc>
+            <w:tc>
+              <w:tcPr>
                 <w:shd w:fill="auto" w:val="clear"/>
-                <w:vertAlign w:val="baseline"/>
-                <w:rtl w:val="0"/>
-              </w:rPr>
-              <w:t xml:space="preserve">Điện thoại</w:t>
-            </w:r>
-          </w:p>
-        </w:tc>
-        <w:tc>
-          <w:tcPr>
-            <w:vAlign w:val="center"/>
-          </w:tcPr>
-          <w:p>
-            <w:pPr>
-              <w:keepNext w:val="0"/>
-              <w:keepLines w:val="0"/>
-              <w:pageBreakBefore w:val="0"/>
-              <w:widowControl w:val="0"/>
-              <w:pBdr>
-                <w:top w:space="0" w:sz="0" w:val="nil"/>
-                <w:left w:space="0" w:sz="0" w:val="nil"/>
-                <w:bottom w:space="0" w:sz="0" w:val="nil"/>
-                <w:right w:space="0" w:sz="0" w:val="nil"/>
-                <w:between w:space="0" w:sz="0" w:val="nil"/>
-              </w:pBdr>
-              <w:shd w:fill="auto" w:val="clear"/>
-              <w:spacing w:after="30" w:before="30" w:line="240" w:lineRule="auto"/>
-              <w:ind w:left="0" w:right="169" w:firstLine="0"/>
-              <w:jc w:val="both"/>
-              <w:rPr>
-                <w:rFonts w:ascii="Times New Roman" w:cs="Times New Roman" w:eastAsia="Times New Roman" w:hAnsi="Times New Roman"/>
-                <w:b w:val="0"/>
-                <w:bCs w:val="0"/>
-                <w:i w:val="0"/>
-                <w:iCs w:val="0"/>
-                <w:smallCaps w:val="0"/>
-                <w:strike w:val="0"/>
-                <w:color w:val="000000"/>
-                <w:sz w:val="24"/>
-                <w:szCs w:val="24"/>
-                <w:u w:val="none"/>
+                <w:tcMar>
+                  <w:top w:w="28.34645669291339" w:type="dxa"/>
+                  <w:left w:w="28.34645669291339" w:type="dxa"/>
+                  <w:bottom w:w="28.34645669291339" w:type="dxa"/>
+                  <w:right w:w="28.34645669291339" w:type="dxa"/>
+                </w:tcMar>
+                <w:vAlign w:val="top"/>
+                <w:tcW w:w="3270" w:type="dxa"/>
+              </w:tcPr>
+              <w:p>
+                <w:pPr>
+                  <w:rPr>
+                    <w:sz w:val="24"/>
+                    <w:szCs w:val="24"/>
+                  </w:rPr>
+                </w:pPr>
+                <w:r>
+                  <w:rPr>
+                    <w:sz w:val="24"/>
+                    <w:szCs w:val="24"/>
+                    <w:rtl w:val="0"/>
+                  </w:rPr>
+                  <w:t xml:space="preserve">Chức vụ:  </w:t>
+                </w:r>
+                <w:r>
+                  <w:rPr>
+                    <w:b w:val="1"/>
+                    <w:bCs w:val="1"/>
+                    <w:sz w:val="24"/>
+                    <w:szCs w:val="24"/>
+                    <w:rtl w:val="0"/>
+                  </w:rPr>
+                  <w:t xml:space="preserve">{{CHUC_VU_B}}</w:t>
+                </w:r>
+                <w:r>
+                  <w:rPr>
+                    <w:rtl w:val="0"/>
+                  </w:rPr>
+                </w:r>
+              </w:p>
+            </w:tc>
+          </w:tr>
+          <w:tr>
+            <w:trPr>
+              <w:cantSplit w:val="0"/>
+              <w:trHeight w:val="296.6929133858268" w:hRule="atLeast"/>
+              <w:tblHeader w:val="0"/>
+            </w:trPr>
+            <w:tc>
+              <w:tcPr>
+                <w:tcMar>
+                  <w:top w:w="45.35433070866142" w:type="dxa"/>
+                  <w:left w:w="45.35433070866142" w:type="dxa"/>
+                  <w:bottom w:w="45.35433070866142" w:type="dxa"/>
+                  <w:right w:w="45.35433070866142" w:type="dxa"/>
+                </w:tcMar>
+                <w:vAlign w:val="center"/>
+                <w:tcW w:w="1350" w:type="dxa"/>
+              </w:tcPr>
+              <w:p>
+                <w:r>
+                  <w:t>Địa chỉ</w:t>
+                </w:r>
+              </w:p>
+            </w:tc>
+            <w:tc>
+              <w:tcPr>
                 <w:shd w:fill="auto" w:val="clear"/>
-                <w:vertAlign w:val="baseline"/>
-              </w:rPr>
-            </w:pPr>
-            <w:r>
-              <w:rPr>
-                <w:rFonts w:ascii="Times New Roman" w:cs="Times New Roman" w:eastAsia="Times New Roman" w:hAnsi="Times New Roman"/>
-                <w:b w:val="0"/>
-                <w:bCs w:val="0"/>
-                <w:i w:val="0"/>
-                <w:iCs w:val="0"/>
-                <w:smallCaps w:val="0"/>
-                <w:strike w:val="0"/>
-                <w:color w:val="000000"/>
-                <w:sz w:val="24"/>
-                <w:szCs w:val="24"/>
-                <w:u w:val="none"/>
+                <w:tcMar>
+                  <w:top w:w="45.35433070866142" w:type="dxa"/>
+                  <w:left w:w="45.35433070866142" w:type="dxa"/>
+                  <w:bottom w:w="45.35433070866142" w:type="dxa"/>
+                  <w:right w:w="45.35433070866142" w:type="dxa"/>
+                </w:tcMar>
+                <w:vAlign w:val="top"/>
+                <w:tcW w:w="8145" w:type="dxa"/>
+                <w:gridSpan w:val="2"/>
+              </w:tcPr>
+              <w:p>
+                <w:r>
+                  <w:t>: {{DIA_CHI_B}}</w:t>
+                </w:r>
+              </w:p>
+            </w:tc>
+          </w:tr>
+          <w:tr>
+            <w:trPr>
+              <w:cantSplit w:val="0"/>
+              <w:tblHeader w:val="0"/>
+            </w:trPr>
+            <w:tc>
+              <w:tcPr>
+                <w:tcMar>
+                  <w:top w:w="45.35433070866142" w:type="dxa"/>
+                  <w:left w:w="45.35433070866142" w:type="dxa"/>
+                  <w:bottom w:w="45.35433070866142" w:type="dxa"/>
+                  <w:right w:w="45.35433070866142" w:type="dxa"/>
+                </w:tcMar>
+                <w:vAlign w:val="center"/>
+                <w:tcW w:w="1350" w:type="dxa"/>
+              </w:tcPr>
+              <w:p>
+                <w:r>
+                  <w:t>Điện thoại</w:t>
+                </w:r>
+              </w:p>
+            </w:tc>
+            <w:tc>
+              <w:tcPr>
                 <w:shd w:fill="auto" w:val="clear"/>
-                <w:vertAlign w:val="baseline"/>
-                <w:rtl w:val="0"/>
-              </w:rPr>
-              <w:t xml:space="preserve">     : 024 3201 1718</w:t>
-            </w:r>
-          </w:p>
-        </w:tc>
-        <w:tc>
-          <w:tcPr>
-            <w:vAlign w:val="center"/>
-          </w:tcPr>
-          <w:p>
-            <w:pPr>
-              <w:keepNext w:val="0"/>
-              <w:keepLines w:val="0"/>
-              <w:pageBreakBefore w:val="0"/>
-              <w:widowControl w:val="0"/>
-              <w:pBdr>
-                <w:top w:space="0" w:sz="0" w:val="nil"/>
-                <w:left w:space="0" w:sz="0" w:val="nil"/>
-                <w:bottom w:space="0" w:sz="0" w:val="nil"/>
-                <w:right w:space="0" w:sz="0" w:val="nil"/>
-                <w:between w:space="0" w:sz="0" w:val="nil"/>
-              </w:pBdr>
-              <w:shd w:fill="auto" w:val="clear"/>
-              <w:spacing w:after="30" w:before="30" w:line="240" w:lineRule="auto"/>
-              <w:ind w:left="0" w:right="169" w:firstLine="0"/>
-              <w:jc w:val="both"/>
-              <w:rPr>
-                <w:rFonts w:ascii="Times New Roman" w:cs="Times New Roman" w:eastAsia="Times New Roman" w:hAnsi="Times New Roman"/>
-                <w:b w:val="0"/>
-                <w:bCs w:val="0"/>
-                <w:i w:val="0"/>
-                <w:iCs w:val="0"/>
-                <w:smallCaps w:val="0"/>
-                <w:strike w:val="0"/>
-                <w:color w:val="000000"/>
-                <w:sz w:val="24"/>
-                <w:szCs w:val="24"/>
-                <w:u w:val="none"/>
+                <w:tcMar>
+                  <w:top w:w="45.35433070866142" w:type="dxa"/>
+                  <w:left w:w="45.35433070866142" w:type="dxa"/>
+                  <w:bottom w:w="45.35433070866142" w:type="dxa"/>
+                  <w:right w:w="45.35433070866142" w:type="dxa"/>
+                </w:tcMar>
+                <w:vAlign w:val="top"/>
+                <w:tcW w:w="4875" w:type="dxa"/>
+              </w:tcPr>
+              <w:p>
+                <w:pPr>
+                  <w:rPr>
+                    <w:sz w:val="24"/>
+                    <w:szCs w:val="24"/>
+                  </w:rPr>
+                </w:pPr>
+                <w:r>
+                  <w:rPr>
+                    <w:sz w:val="24"/>
+                    <w:szCs w:val="24"/>
+                    <w:rtl w:val="0"/>
+                  </w:rPr>
+                  <w:t xml:space="preserve">: {{DIEN_THOAI_B}}</w:t>
+                </w:r>
+              </w:p>
+            </w:tc>
+            <w:tc>
+              <w:tcPr>
                 <w:shd w:fill="auto" w:val="clear"/>
-                <w:vertAlign w:val="baseline"/>
-              </w:rPr>
-            </w:pPr>
-            <w:r>
-              <w:rPr>
-                <w:rFonts w:ascii="Times New Roman" w:cs="Times New Roman" w:eastAsia="Times New Roman" w:hAnsi="Times New Roman"/>
-                <w:b w:val="0"/>
-                <w:bCs w:val="0"/>
-                <w:i w:val="0"/>
-                <w:iCs w:val="0"/>
-                <w:smallCaps w:val="0"/>
-                <w:strike w:val="0"/>
-                <w:color w:val="000000"/>
-                <w:sz w:val="24"/>
-                <w:szCs w:val="24"/>
-                <w:u w:val="none"/>
+                <w:tcMar>
+                  <w:top w:w="28.34645669291339" w:type="dxa"/>
+                  <w:left w:w="28.34645669291339" w:type="dxa"/>
+                  <w:bottom w:w="28.34645669291339" w:type="dxa"/>
+                  <w:right w:w="28.34645669291339" w:type="dxa"/>
+                </w:tcMar>
+                <w:vAlign w:val="top"/>
+                <w:tcW w:w="3270" w:type="dxa"/>
+              </w:tcPr>
+              <w:p>
+                <w:pPr>
+                  <w:rPr/>
+                </w:pPr>
+                <w:r>
+                  <w:rPr>
+                    <w:rtl w:val="0"/>
+                  </w:rPr>
+                  <w:t xml:space="preserve">Fax: </w:t>
+                </w:r>
+              </w:p>
+            </w:tc>
+          </w:tr>
+          <w:tr>
+            <w:trPr>
+              <w:cantSplit w:val="0"/>
+              <w:trHeight w:val="296.6929133858268" w:hRule="atLeast"/>
+              <w:tblHeader w:val="0"/>
+            </w:trPr>
+            <w:tc>
+              <w:tcPr>
+                <w:tcMar>
+                  <w:top w:w="45.35433070866142" w:type="dxa"/>
+                  <w:left w:w="45.35433070866142" w:type="dxa"/>
+                  <w:bottom w:w="45.35433070866142" w:type="dxa"/>
+                  <w:right w:w="45.35433070866142" w:type="dxa"/>
+                </w:tcMar>
+                <w:tcW w:w="1350" w:type="dxa"/>
+              </w:tcPr>
+              <w:p>
+                <w:r>
+                  <w:t>Tài khoản</w:t>
+                </w:r>
+              </w:p>
+            </w:tc>
+            <w:tc>
+              <w:tcPr>
                 <w:shd w:fill="auto" w:val="clear"/>
-                <w:vertAlign w:val="baseline"/>
-                <w:rtl w:val="0"/>
-              </w:rPr>
-              <w:t xml:space="preserve">                   Fax: </w:t>
-            </w:r>
-          </w:p>
-        </w:tc>
-      </w:tr>
-      <w:tr>
-        <w:trPr>
-          <w:cantSplit w:val="0"/>
-          <w:tblHeader w:val="0"/>
-        </w:trPr>
-        <w:tc>
-          <w:tcPr/>
-          <w:p>
-            <w:pPr>
-              <w:keepNext w:val="0"/>
-              <w:keepLines w:val="0"/>
-              <w:pageBreakBefore w:val="0"/>
-              <w:widowControl w:val="0"/>
-              <w:pBdr>
-                <w:top w:space="0" w:sz="0" w:val="nil"/>
-                <w:left w:space="0" w:sz="0" w:val="nil"/>
-                <w:bottom w:space="0" w:sz="0" w:val="nil"/>
-                <w:right w:space="0" w:sz="0" w:val="nil"/>
-                <w:between w:space="0" w:sz="0" w:val="nil"/>
-              </w:pBdr>
-              <w:shd w:fill="auto" w:val="clear"/>
-              <w:spacing w:after="36" w:before="36" w:line="240" w:lineRule="auto"/>
-              <w:ind w:left="0" w:right="169" w:firstLine="0"/>
-              <w:jc w:val="both"/>
-              <w:rPr>
-                <w:rFonts w:ascii="Times New Roman" w:cs="Times New Roman" w:eastAsia="Times New Roman" w:hAnsi="Times New Roman"/>
-                <w:b w:val="0"/>
-                <w:bCs w:val="0"/>
-                <w:i w:val="0"/>
-                <w:iCs w:val="0"/>
-                <w:smallCaps w:val="0"/>
-                <w:strike w:val="0"/>
-                <w:color w:val="000000"/>
-                <w:sz w:val="24"/>
-                <w:szCs w:val="24"/>
-                <w:u w:val="none"/>
+                <w:tcMar>
+                  <w:top w:w="45.35433070866142" w:type="dxa"/>
+                  <w:left w:w="45.35433070866142" w:type="dxa"/>
+                  <w:bottom w:w="45.35433070866142" w:type="dxa"/>
+                  <w:right w:w="45.35433070866142" w:type="dxa"/>
+                </w:tcMar>
+                <w:vAlign w:val="top"/>
+                <w:tcW w:w="8145" w:type="dxa"/>
+                <w:gridSpan w:val="2"/>
+              </w:tcPr>
+              <w:p>
+                <w:r>
+                  <w:t>: {{SO_TK_B}}</w:t>
+                </w:r>
+              </w:p>
+            </w:tc>
+          </w:tr>
+          <w:tr>
+            <w:trPr>
+              <w:cantSplit w:val="0"/>
+              <w:trHeight w:val="296.6929133858268" w:hRule="atLeast"/>
+              <w:tblHeader w:val="0"/>
+            </w:trPr>
+            <w:tc>
+              <w:tcPr>
                 <w:shd w:fill="auto" w:val="clear"/>
-                <w:vertAlign w:val="baseline"/>
-              </w:rPr>
-            </w:pPr>
-            <w:r>
-              <w:rPr>
-                <w:rFonts w:ascii="Times New Roman" w:cs="Times New Roman" w:eastAsia="Times New Roman" w:hAnsi="Times New Roman"/>
-                <w:b w:val="0"/>
-                <w:bCs w:val="0"/>
-                <w:i w:val="0"/>
-                <w:iCs w:val="0"/>
-                <w:smallCaps w:val="0"/>
-                <w:strike w:val="0"/>
-                <w:color w:val="000000"/>
-                <w:sz w:val="24"/>
-                <w:szCs w:val="24"/>
-                <w:u w:val="none"/>
+                <w:tcMar>
+                  <w:top w:w="45.35433070866142" w:type="dxa"/>
+                  <w:left w:w="45.35433070866142" w:type="dxa"/>
+                  <w:bottom w:w="45.35433070866142" w:type="dxa"/>
+                  <w:right w:w="45.35433070866142" w:type="dxa"/>
+                </w:tcMar>
+                <w:vAlign w:val="top"/>
+                <w:tcW w:w="1350" w:type="dxa"/>
+              </w:tcPr>
+              <w:p>
+                <w:r>
+                  <w:t>Mở tại</w:t>
+                </w:r>
+              </w:p>
+            </w:tc>
+            <w:tc>
+              <w:tcPr>
                 <w:shd w:fill="auto" w:val="clear"/>
-                <w:vertAlign w:val="baseline"/>
-                <w:rtl w:val="0"/>
-              </w:rPr>
-              <w:t xml:space="preserve">Tài khoản</w:t>
-            </w:r>
-          </w:p>
-        </w:tc>
-        <w:tc>
-          <w:tcPr>
-            <w:gridSpan w:val="2"/>
-            <w:vAlign w:val="center"/>
-          </w:tcPr>
-          <w:p>
-            <w:pPr>
-              <w:keepNext w:val="0"/>
-              <w:keepLines w:val="0"/>
-              <w:pageBreakBefore w:val="0"/>
-              <w:widowControl w:val="0"/>
-              <w:pBdr>
-                <w:top w:space="0" w:sz="0" w:val="nil"/>
-                <w:left w:space="0" w:sz="0" w:val="nil"/>
-                <w:bottom w:space="0" w:sz="0" w:val="nil"/>
-                <w:right w:space="0" w:sz="0" w:val="nil"/>
-                <w:between w:space="0" w:sz="0" w:val="nil"/>
-              </w:pBdr>
-              <w:shd w:fill="auto" w:val="clear"/>
-              <w:spacing w:after="36" w:before="36" w:line="240" w:lineRule="auto"/>
-              <w:ind w:left="0" w:right="169" w:firstLine="0"/>
-              <w:jc w:val="both"/>
-              <w:rPr>
-                <w:rFonts w:ascii="Times New Roman" w:cs="Times New Roman" w:eastAsia="Times New Roman" w:hAnsi="Times New Roman"/>
-                <w:b w:val="0"/>
-                <w:bCs w:val="0"/>
-                <w:i w:val="0"/>
-                <w:iCs w:val="0"/>
-                <w:smallCaps w:val="0"/>
-                <w:strike w:val="0"/>
-                <w:color w:val="000000"/>
-                <w:sz w:val="24"/>
-                <w:szCs w:val="24"/>
-                <w:highlight w:val="white"/>
-                <w:u w:val="none"/>
-                <w:vertAlign w:val="baseline"/>
-              </w:rPr>
-            </w:pPr>
-            <w:r>
-              <w:rPr>
-                <w:rFonts w:ascii="Times New Roman" w:cs="Times New Roman" w:eastAsia="Times New Roman" w:hAnsi="Times New Roman"/>
-                <w:b w:val="0"/>
-                <w:bCs w:val="0"/>
-                <w:i w:val="0"/>
-                <w:iCs w:val="0"/>
-                <w:smallCaps w:val="0"/>
-                <w:strike w:val="0"/>
-                <w:color w:val="000000"/>
-                <w:sz w:val="24"/>
-                <w:szCs w:val="24"/>
-                <w:u w:val="none"/>
+                <w:tcMar>
+                  <w:top w:w="45.35433070866142" w:type="dxa"/>
+                  <w:left w:w="45.35433070866142" w:type="dxa"/>
+                  <w:bottom w:w="45.35433070866142" w:type="dxa"/>
+                  <w:right w:w="45.35433070866142" w:type="dxa"/>
+                </w:tcMar>
+                <w:vAlign w:val="top"/>
+                <w:tcW w:w="8145" w:type="dxa"/>
+                <w:gridSpan w:val="2"/>
+              </w:tcPr>
+              <w:p>
+                <w:r>
+                  <w:t>: {{NGAN_HANG_B}}</w:t>
+                </w:r>
+              </w:p>
+            </w:tc>
+          </w:tr>
+          <w:tr>
+            <w:trPr>
+              <w:cantSplit w:val="0"/>
+              <w:tblHeader w:val="0"/>
+            </w:trPr>
+            <w:tc>
+              <w:tcPr>
                 <w:shd w:fill="auto" w:val="clear"/>
-                <w:vertAlign w:val="baseline"/>
-                <w:rtl w:val="0"/>
-              </w:rPr>
-              <w:t xml:space="preserve">     : 85237 - Ngân hàng TMCP Việt Nam Thịnh Vượng (VP Bank) - Chi nhánh Hà Nội</w:t>
-            </w:r>
-            <w:r>
-              <w:rPr>
-                <w:rtl w:val="0"/>
-              </w:rPr>
-            </w:r>
-          </w:p>
-        </w:tc>
-      </w:tr>
-      <w:tr>
-        <w:trPr>
-          <w:cantSplit w:val="0"/>
-          <w:tblHeader w:val="0"/>
-        </w:trPr>
-        <w:tc>
-          <w:tcPr>
-            <w:vAlign w:val="center"/>
-          </w:tcPr>
-          <w:p>
-            <w:pPr>
-              <w:keepNext w:val="0"/>
-              <w:keepLines w:val="0"/>
-              <w:pageBreakBefore w:val="0"/>
-              <w:widowControl w:val="0"/>
-              <w:pBdr>
-                <w:top w:space="0" w:sz="0" w:val="nil"/>
-                <w:left w:space="0" w:sz="0" w:val="nil"/>
-                <w:bottom w:space="0" w:sz="0" w:val="nil"/>
-                <w:right w:space="0" w:sz="0" w:val="nil"/>
-                <w:between w:space="0" w:sz="0" w:val="nil"/>
-              </w:pBdr>
-              <w:shd w:fill="auto" w:val="clear"/>
-              <w:spacing w:after="36" w:before="36" w:line="240" w:lineRule="auto"/>
-              <w:ind w:left="0" w:right="169" w:firstLine="0"/>
-              <w:jc w:val="both"/>
-              <w:rPr>
-                <w:rFonts w:ascii="Times New Roman" w:cs="Times New Roman" w:eastAsia="Times New Roman" w:hAnsi="Times New Roman"/>
-                <w:b w:val="0"/>
-                <w:bCs w:val="0"/>
-                <w:i w:val="0"/>
-                <w:iCs w:val="0"/>
-                <w:smallCaps w:val="0"/>
-                <w:strike w:val="0"/>
-                <w:color w:val="000000"/>
-                <w:sz w:val="24"/>
-                <w:szCs w:val="24"/>
-                <w:u w:val="none"/>
+                <w:tcMar>
+                  <w:top w:w="45.35433070866142" w:type="dxa"/>
+                  <w:left w:w="45.35433070866142" w:type="dxa"/>
+                  <w:bottom w:w="45.35433070866142" w:type="dxa"/>
+                  <w:right w:w="45.35433070866142" w:type="dxa"/>
+                </w:tcMar>
+                <w:vAlign w:val="top"/>
+                <w:tcW w:w="1350" w:type="dxa"/>
+              </w:tcPr>
+              <w:p>
+                <w:r>
+                  <w:t>MST</w:t>
+                </w:r>
+              </w:p>
+            </w:tc>
+            <w:tc>
+              <w:tcPr>
                 <w:shd w:fill="auto" w:val="clear"/>
-                <w:vertAlign w:val="baseline"/>
-              </w:rPr>
-            </w:pPr>
-            <w:r>
-              <w:rPr>
-                <w:rFonts w:ascii="Times New Roman" w:cs="Times New Roman" w:eastAsia="Times New Roman" w:hAnsi="Times New Roman"/>
-                <w:b w:val="0"/>
-                <w:bCs w:val="0"/>
-                <w:i w:val="0"/>
-                <w:iCs w:val="0"/>
-                <w:smallCaps w:val="0"/>
-                <w:strike w:val="0"/>
-                <w:color w:val="000000"/>
-                <w:sz w:val="24"/>
-                <w:szCs w:val="24"/>
-                <w:u w:val="none"/>
-                <w:shd w:fill="auto" w:val="clear"/>
-                <w:vertAlign w:val="baseline"/>
-                <w:rtl w:val="0"/>
-              </w:rPr>
-              <w:t xml:space="preserve">MST</w:t>
-            </w:r>
-          </w:p>
-        </w:tc>
-        <w:tc>
-          <w:tcPr>
-            <w:vAlign w:val="center"/>
-          </w:tcPr>
-          <w:p>
-            <w:pPr>
-              <w:keepNext w:val="0"/>
-              <w:keepLines w:val="0"/>
-              <w:pageBreakBefore w:val="0"/>
-              <w:widowControl w:val="0"/>
-              <w:pBdr>
-                <w:top w:space="0" w:sz="0" w:val="nil"/>
-                <w:left w:space="0" w:sz="0" w:val="nil"/>
-                <w:bottom w:space="0" w:sz="0" w:val="nil"/>
-                <w:right w:space="0" w:sz="0" w:val="nil"/>
-                <w:between w:space="0" w:sz="0" w:val="nil"/>
-              </w:pBdr>
-              <w:shd w:fill="auto" w:val="clear"/>
-              <w:spacing w:after="36" w:before="36" w:line="240" w:lineRule="auto"/>
-              <w:ind w:left="0" w:right="169" w:firstLine="0"/>
-              <w:jc w:val="both"/>
-              <w:rPr>
-                <w:rFonts w:ascii="Times New Roman" w:cs="Times New Roman" w:eastAsia="Times New Roman" w:hAnsi="Times New Roman"/>
-                <w:b w:val="0"/>
-                <w:bCs w:val="0"/>
-                <w:i w:val="0"/>
-                <w:iCs w:val="0"/>
-                <w:smallCaps w:val="0"/>
-                <w:strike w:val="0"/>
-                <w:color w:val="000000"/>
-                <w:sz w:val="24"/>
-                <w:szCs w:val="24"/>
-                <w:u w:val="none"/>
-                <w:shd w:fill="auto" w:val="clear"/>
-                <w:vertAlign w:val="baseline"/>
-              </w:rPr>
-            </w:pPr>
-            <w:r>
-              <w:rPr>
-                <w:rFonts w:ascii="Times New Roman" w:cs="Times New Roman" w:eastAsia="Times New Roman" w:hAnsi="Times New Roman"/>
-                <w:b w:val="0"/>
-                <w:bCs w:val="0"/>
-                <w:i w:val="0"/>
-                <w:iCs w:val="0"/>
-                <w:smallCaps w:val="0"/>
-                <w:strike w:val="0"/>
-                <w:color w:val="000000"/>
-                <w:sz w:val="24"/>
-                <w:szCs w:val="24"/>
-                <w:u w:val="none"/>
-                <w:shd w:fill="auto" w:val="clear"/>
-                <w:vertAlign w:val="baseline"/>
-                <w:rtl w:val="0"/>
-              </w:rPr>
-              <w:t xml:space="preserve">     : 0108264537</w:t>
-            </w:r>
-          </w:p>
-        </w:tc>
-        <w:tc>
-          <w:tcPr>
-            <w:vAlign w:val="center"/>
-          </w:tcPr>
-          <w:p>
-            <w:pPr>
-              <w:keepNext w:val="0"/>
-              <w:keepLines w:val="0"/>
-              <w:pageBreakBefore w:val="0"/>
-              <w:widowControl w:val="0"/>
-              <w:pBdr>
-                <w:top w:space="0" w:sz="0" w:val="nil"/>
-                <w:left w:space="0" w:sz="0" w:val="nil"/>
-                <w:bottom w:space="0" w:sz="0" w:val="nil"/>
-                <w:right w:space="0" w:sz="0" w:val="nil"/>
-                <w:between w:space="0" w:sz="0" w:val="nil"/>
-              </w:pBdr>
-              <w:shd w:fill="auto" w:val="clear"/>
-              <w:spacing w:after="36" w:before="36" w:line="240" w:lineRule="auto"/>
-              <w:ind w:left="0" w:right="169" w:firstLine="0"/>
-              <w:jc w:val="both"/>
-              <w:rPr>
-                <w:rFonts w:ascii="Times New Roman" w:cs="Times New Roman" w:eastAsia="Times New Roman" w:hAnsi="Times New Roman"/>
-                <w:b w:val="0"/>
-                <w:bCs w:val="0"/>
-                <w:i w:val="0"/>
-                <w:iCs w:val="0"/>
-                <w:smallCaps w:val="0"/>
-                <w:strike w:val="0"/>
-                <w:color w:val="000000"/>
-                <w:sz w:val="24"/>
-                <w:szCs w:val="24"/>
-                <w:u w:val="none"/>
-                <w:shd w:fill="auto" w:val="clear"/>
-                <w:vertAlign w:val="baseline"/>
-              </w:rPr>
-            </w:pPr>
-            <w:r>
-              <w:rPr>
-                <w:rtl w:val="0"/>
-              </w:rPr>
-            </w:r>
-          </w:p>
-        </w:tc>
-      </w:tr>
-    </w:tbl>
+                <w:tcMar>
+                  <w:top w:w="45.35433070866142" w:type="dxa"/>
+                  <w:left w:w="45.35433070866142" w:type="dxa"/>
+                  <w:bottom w:w="45.35433070866142" w:type="dxa"/>
+                  <w:right w:w="45.35433070866142" w:type="dxa"/>
+                </w:tcMar>
+                <w:vAlign w:val="top"/>
+                <w:tcW w:w="8145" w:type="dxa"/>
+                <w:gridSpan w:val="2"/>
+              </w:tcPr>
+              <w:p>
+                <w:r>
+                  <w:t>: {{MST_B}}</w:t>
+                </w:r>
+              </w:p>
+            </w:tc>
+          </w:tr>
+        </w:tbl>
+      </w:sdtContent>
+    </w:sdt>
     <w:p>
       <w:pPr>
         <w:spacing w:after="60" w:lineRule="auto"/>
@@ -2224,24 +1212,8 @@
     <w:p>
       <w:pPr>
         <w:spacing w:after="40" w:before="60" w:lineRule="auto"/>
-        <w:ind w:left="2080" w:right="169" w:hanging="2080"/>
-        <w:jc w:val="both"/>
-        <w:rPr>
-          <w:sz w:val="24"/>
-          <w:szCs w:val="24"/>
-        </w:rPr>
-      </w:pPr>
-      <w:r>
-        <w:rPr>
-          <w:b w:val="1"/>
-          <w:bCs w:val="1"/>
-          <w:sz w:val="24"/>
-          <w:szCs w:val="24"/>
-          <w:rtl w:val="0"/>
-        </w:rPr>
-        <w:t xml:space="preserve">   </w:t>
-      </w:r>
-      <w:r>
+        <w:ind w:left="0" w:right="169" w:firstLine="720"/>
+        <w:jc w:val="both"/>
         <w:rPr>
           <w:b w:val="1"/>
           <w:bCs w:val="1"/>
@@ -2249,14 +1221,19 @@
           <w:iCs w:val="1"/>
           <w:sz w:val="24"/>
           <w:szCs w:val="24"/>
-          <w:rtl w:val="0"/>
-        </w:rPr>
-        <w:t xml:space="preserve">   Hai bên thống nhất ký kết hợp đồng nguyên tắc mua bán hàng hóa với các điều khoản sau:</w:t>
-      </w:r>
-      <w:r>
-        <w:rPr>
-          <w:rtl w:val="0"/>
-        </w:rPr>
+        </w:rPr>
+      </w:pPr>
+      <w:r>
+        <w:rPr>
+          <w:b w:val="1"/>
+          <w:bCs w:val="1"/>
+          <w:i w:val="1"/>
+          <w:iCs w:val="1"/>
+          <w:sz w:val="24"/>
+          <w:szCs w:val="24"/>
+          <w:rtl w:val="0"/>
+        </w:rPr>
+        <w:t xml:space="preserve">Hai bên thống nhất ký kết hợp đồng nguyên tắc mua bán hàng hóa với các điều khoản sau:</w:t>
       </w:r>
     </w:p>
     <w:p>
@@ -2826,7 +1803,7 @@
           <w:tab w:val="left" w:leader="none" w:pos="1134"/>
         </w:tabs>
         <w:spacing w:after="60" w:before="60" w:line="300" w:lineRule="auto"/>
-        <w:ind w:right="169" w:firstLine="910"/>
+        <w:ind w:left="0" w:right="169" w:firstLine="0"/>
         <w:jc w:val="both"/>
         <w:rPr>
           <w:sz w:val="24"/>
@@ -2841,6 +1818,7 @@
           <w:szCs w:val="24"/>
           <w:rtl w:val="0"/>
         </w:rPr>
+        <w:tab/>
         <w:t xml:space="preserve">Bên bán:</w:t>
       </w:r>
       <w:r>
@@ -3063,7 +2041,7 @@
           <w:tab w:val="left" w:leader="none" w:pos="910"/>
         </w:tabs>
         <w:spacing w:after="60" w:before="60" w:line="312" w:lineRule="auto"/>
-        <w:ind w:left="426" w:right="170" w:firstLine="0"/>
+        <w:ind w:left="0" w:right="170" w:firstLine="0"/>
         <w:jc w:val="both"/>
         <w:rPr>
           <w:sz w:val="24"/>
@@ -3157,7 +2135,7 @@
           <w:tab w:val="left" w:leader="none" w:pos="900"/>
         </w:tabs>
         <w:spacing w:after="60" w:before="60" w:line="312" w:lineRule="auto"/>
-        <w:ind w:left="426" w:right="170" w:firstLine="0"/>
+        <w:ind w:left="0" w:right="170" w:firstLine="0"/>
         <w:jc w:val="both"/>
         <w:rPr>
           <w:sz w:val="24"/>
@@ -3274,7 +2252,7 @@
           <w:tab w:val="left" w:leader="none" w:pos="900"/>
         </w:tabs>
         <w:spacing w:after="60" w:before="60" w:line="300" w:lineRule="auto"/>
-        <w:ind w:left="426" w:right="169" w:firstLine="0"/>
+        <w:ind w:left="0" w:right="169" w:firstLine="0"/>
         <w:jc w:val="both"/>
         <w:rPr>
           <w:sz w:val="24"/>
@@ -3458,7 +2436,7 @@
           <w:tab w:val="left" w:leader="none" w:pos="900"/>
         </w:tabs>
         <w:spacing w:after="60" w:before="60" w:line="300" w:lineRule="auto"/>
-        <w:ind w:left="426" w:right="169" w:firstLine="0"/>
+        <w:ind w:left="0" w:right="169" w:firstLine="0"/>
         <w:jc w:val="both"/>
         <w:rPr>
           <w:sz w:val="24"/>
@@ -3629,6 +2607,7 @@
       <w:tr>
         <w:trPr>
           <w:cantSplit w:val="0"/>
+          <w:trHeight w:val="368.4765625" w:hRule="atLeast"/>
           <w:tblHeader w:val="0"/>
         </w:trPr>
         <w:tc>
@@ -4713,26 +3692,88 @@
     <w:tblPr>
       <w:tblStyleRowBandSize w:val="1"/>
       <w:tblStyleColBandSize w:val="1"/>
-      <w:tblCellMar>
-        <w:top w:w="0.0" w:type="dxa"/>
-        <w:left w:w="115.0" w:type="dxa"/>
-        <w:bottom w:w="0.0" w:type="dxa"/>
-        <w:right w:w="115.0" w:type="dxa"/>
-      </w:tblCellMar>
+      <w:tblCellMar/>
     </w:tblPr>
+    <w:tblStylePr w:type="band1Horz">
+      <w:tcPr/>
+    </w:tblStylePr>
+    <w:tblStylePr w:type="band1Vert">
+      <w:tcPr/>
+    </w:tblStylePr>
+    <w:tblStylePr w:type="band2Horz">
+      <w:tcPr/>
+    </w:tblStylePr>
+    <w:tblStylePr w:type="band2Vert">
+      <w:tcPr/>
+    </w:tblStylePr>
+    <w:tblStylePr w:type="firstCol">
+      <w:tcPr/>
+    </w:tblStylePr>
+    <w:tblStylePr w:type="firstRow">
+      <w:tcPr/>
+    </w:tblStylePr>
+    <w:tblStylePr w:type="lastCol">
+      <w:tcPr/>
+    </w:tblStylePr>
+    <w:tblStylePr w:type="lastRow">
+      <w:tcPr/>
+    </w:tblStylePr>
+    <w:tblStylePr w:type="neCell">
+      <w:tcPr/>
+    </w:tblStylePr>
+    <w:tblStylePr w:type="nwCell">
+      <w:tcPr/>
+    </w:tblStylePr>
+    <w:tblStylePr w:type="seCell">
+      <w:tcPr/>
+    </w:tblStylePr>
+    <w:tblStylePr w:type="swCell">
+      <w:tcPr/>
+    </w:tblStylePr>
   </w:style>
   <w:style w:type="table" w:styleId="Table2">
     <w:basedOn w:val="TableNormal"/>
     <w:tblPr>
       <w:tblStyleRowBandSize w:val="1"/>
       <w:tblStyleColBandSize w:val="1"/>
-      <w:tblCellMar>
-        <w:top w:w="0.0" w:type="dxa"/>
-        <w:left w:w="115.0" w:type="dxa"/>
-        <w:bottom w:w="0.0" w:type="dxa"/>
-        <w:right w:w="115.0" w:type="dxa"/>
-      </w:tblCellMar>
+      <w:tblCellMar/>
     </w:tblPr>
+    <w:tblStylePr w:type="band1Horz">
+      <w:tcPr/>
+    </w:tblStylePr>
+    <w:tblStylePr w:type="band1Vert">
+      <w:tcPr/>
+    </w:tblStylePr>
+    <w:tblStylePr w:type="band2Horz">
+      <w:tcPr/>
+    </w:tblStylePr>
+    <w:tblStylePr w:type="band2Vert">
+      <w:tcPr/>
+    </w:tblStylePr>
+    <w:tblStylePr w:type="firstCol">
+      <w:tcPr/>
+    </w:tblStylePr>
+    <w:tblStylePr w:type="firstRow">
+      <w:tcPr/>
+    </w:tblStylePr>
+    <w:tblStylePr w:type="lastCol">
+      <w:tcPr/>
+    </w:tblStylePr>
+    <w:tblStylePr w:type="lastRow">
+      <w:tcPr/>
+    </w:tblStylePr>
+    <w:tblStylePr w:type="neCell">
+      <w:tcPr/>
+    </w:tblStylePr>
+    <w:tblStylePr w:type="nwCell">
+      <w:tcPr/>
+    </w:tblStylePr>
+    <w:tblStylePr w:type="seCell">
+      <w:tcPr/>
+    </w:tblStylePr>
+    <w:tblStylePr w:type="swCell">
+      <w:tcPr/>
+    </w:tblStylePr>
   </w:style>
   <w:style w:type="table" w:styleId="Table3">
     <w:basedOn w:val="TableNormal"/>
@@ -5072,7 +4113,7 @@
 
 <file path=customXML/item1.xml><?xml version="1.0" encoding="utf-8"?>
 <go:gDocsCustomXmlDataStorage xmlns:go="http://customooxmlschemas.google.com/" xmlns:r="http://schemas.openxmlformats.org/officeDocument/2006/relationships" uri="GoogleDocsCustomDataVersion2">
-  <go:docsCustomData xmlns:go="http://customooxmlschemas.google.com/" roundtripDataSignature="AMtx7mgxQj3Ct1wvhCfXDAge4UStSSD1Ig==">CgMxLjA4AHIhMWFWTjBwQkZlYjJTZlhpODlIb0MwOUlXNnNHMEpVT1V1</go:docsCustomData>
+  <go:docsCustomData xmlns:go="http://customooxmlschemas.google.com/" roundtripDataSignature="AMtx7mh/HdnZmXw8cbEmk4ct4VklrsIBBw==">CgMxLjAaHwoBMBIaChgICVIUChJ0YWJsZS5lMnZzNWxia3V6Y2YaHwoBMRIaChgICVIUChJ0YWJsZS5mZmI5eXRvNmNpbmsyDmguajR3bDRqdzFrOXBpMg5oLmUyOTVmaWljOW92YzgAciExYVZOMHBCRmViMlNmWGk4OUhvQzA5SVc2c0cwSlVPVXU=</go:docsCustomData>
 </go:gDocsCustomXmlDataStorage>
 </file>
 

--- a/templates_docx/hop_dong_template.docx
+++ b/templates_docx/hop_dong_template.docx
@@ -586,8 +586,7 @@
                   <w:right w:w="45.35433070866142" w:type="dxa"/>
                 </w:tcMar>
                 <w:vAlign w:val="top"/>
-                <w:tcW w:w="8145" w:type="dxa"/>
-                <w:gridSpan w:val="2"/>
+                <w:tcW w:w="3270" w:type="dxa"/>
               </w:tcPr>
               <w:p>
                 <w:r>
@@ -704,8 +703,7 @@
                   <w:right w:w="45.35433070866142" w:type="dxa"/>
                 </w:tcMar>
                 <w:vAlign w:val="top"/>
-                <w:tcW w:w="8145" w:type="dxa"/>
-                <w:gridSpan w:val="2"/>
+                <w:tcW w:w="3270" w:type="dxa"/>
               </w:tcPr>
               <w:p>
                 <w:r>
@@ -748,8 +746,7 @@
                   <w:right w:w="45.35433070866142" w:type="dxa"/>
                 </w:tcMar>
                 <w:vAlign w:val="top"/>
-                <w:tcW w:w="8145" w:type="dxa"/>
-                <w:gridSpan w:val="2"/>
+                <w:tcW w:w="3270" w:type="dxa"/>
               </w:tcPr>
               <w:p>
                 <w:r>
@@ -791,8 +788,7 @@
                   <w:right w:w="45.35433070866142" w:type="dxa"/>
                 </w:tcMar>
                 <w:vAlign w:val="top"/>
-                <w:tcW w:w="8145" w:type="dxa"/>
-                <w:gridSpan w:val="2"/>
+                <w:tcW w:w="3270" w:type="dxa"/>
               </w:tcPr>
               <w:p>
                 <w:r>
@@ -975,8 +971,7 @@
                   <w:right w:w="45.35433070866142" w:type="dxa"/>
                 </w:tcMar>
                 <w:vAlign w:val="top"/>
-                <w:tcW w:w="8145" w:type="dxa"/>
-                <w:gridSpan w:val="2"/>
+                <w:tcW w:w="3270" w:type="dxa"/>
               </w:tcPr>
               <w:p>
                 <w:r>
@@ -1093,8 +1088,7 @@
                   <w:right w:w="45.35433070866142" w:type="dxa"/>
                 </w:tcMar>
                 <w:vAlign w:val="top"/>
-                <w:tcW w:w="8145" w:type="dxa"/>
-                <w:gridSpan w:val="2"/>
+                <w:tcW w:w="3270" w:type="dxa"/>
               </w:tcPr>
               <w:p>
                 <w:r>
@@ -1137,8 +1131,7 @@
                   <w:right w:w="45.35433070866142" w:type="dxa"/>
                 </w:tcMar>
                 <w:vAlign w:val="top"/>
-                <w:tcW w:w="8145" w:type="dxa"/>
-                <w:gridSpan w:val="2"/>
+                <w:tcW w:w="3270" w:type="dxa"/>
               </w:tcPr>
               <w:p>
                 <w:r>
@@ -1180,8 +1173,7 @@
                   <w:right w:w="45.35433070866142" w:type="dxa"/>
                 </w:tcMar>
                 <w:vAlign w:val="top"/>
-                <w:tcW w:w="8145" w:type="dxa"/>
-                <w:gridSpan w:val="2"/>
+                <w:tcW w:w="3270" w:type="dxa"/>
               </w:tcPr>
               <w:p>
                 <w:r>

--- a/templates_docx/hop_dong_template.docx
+++ b/templates_docx/hop_dong_template.docx
@@ -586,7 +586,8 @@
                   <w:right w:w="45.35433070866142" w:type="dxa"/>
                 </w:tcMar>
                 <w:vAlign w:val="top"/>
-                <w:tcW w:w="3270" w:type="dxa"/>
+                <w:tcW w:w="8145" w:type="dxa"/>
+                <w:gridSpan w:val="2"/>
               </w:tcPr>
               <w:p>
                 <w:r>
@@ -703,7 +704,8 @@
                   <w:right w:w="45.35433070866142" w:type="dxa"/>
                 </w:tcMar>
                 <w:vAlign w:val="top"/>
-                <w:tcW w:w="3270" w:type="dxa"/>
+                <w:tcW w:w="8145" w:type="dxa"/>
+                <w:gridSpan w:val="2"/>
               </w:tcPr>
               <w:p>
                 <w:r>
@@ -746,7 +748,8 @@
                   <w:right w:w="45.35433070866142" w:type="dxa"/>
                 </w:tcMar>
                 <w:vAlign w:val="top"/>
-                <w:tcW w:w="3270" w:type="dxa"/>
+                <w:tcW w:w="8145" w:type="dxa"/>
+                <w:gridSpan w:val="2"/>
               </w:tcPr>
               <w:p>
                 <w:r>
@@ -788,7 +791,8 @@
                   <w:right w:w="45.35433070866142" w:type="dxa"/>
                 </w:tcMar>
                 <w:vAlign w:val="top"/>
-                <w:tcW w:w="3270" w:type="dxa"/>
+                <w:tcW w:w="8145" w:type="dxa"/>
+                <w:gridSpan w:val="2"/>
               </w:tcPr>
               <w:p>
                 <w:r>
@@ -971,7 +975,8 @@
                   <w:right w:w="45.35433070866142" w:type="dxa"/>
                 </w:tcMar>
                 <w:vAlign w:val="top"/>
-                <w:tcW w:w="3270" w:type="dxa"/>
+                <w:tcW w:w="8145" w:type="dxa"/>
+                <w:gridSpan w:val="2"/>
               </w:tcPr>
               <w:p>
                 <w:r>
@@ -1088,7 +1093,8 @@
                   <w:right w:w="45.35433070866142" w:type="dxa"/>
                 </w:tcMar>
                 <w:vAlign w:val="top"/>
-                <w:tcW w:w="3270" w:type="dxa"/>
+                <w:tcW w:w="8145" w:type="dxa"/>
+                <w:gridSpan w:val="2"/>
               </w:tcPr>
               <w:p>
                 <w:r>
@@ -1131,7 +1137,8 @@
                   <w:right w:w="45.35433070866142" w:type="dxa"/>
                 </w:tcMar>
                 <w:vAlign w:val="top"/>
-                <w:tcW w:w="3270" w:type="dxa"/>
+                <w:tcW w:w="8145" w:type="dxa"/>
+                <w:gridSpan w:val="2"/>
               </w:tcPr>
               <w:p>
                 <w:r>
@@ -1173,7 +1180,8 @@
                   <w:right w:w="45.35433070866142" w:type="dxa"/>
                 </w:tcMar>
                 <w:vAlign w:val="top"/>
-                <w:tcW w:w="3270" w:type="dxa"/>
+                <w:tcW w:w="8145" w:type="dxa"/>
+                <w:gridSpan w:val="2"/>
               </w:tcPr>
               <w:p>
                 <w:r>
